--- a/transcripts/Thesis transcript Jon Stephan.docx
+++ b/transcripts/Thesis transcript Jon Stephan.docx
@@ -4,24 +4,24 @@
   <w:body>
     <w:p>
       <w:pPr>
+        <w:pStyle w:val="BlockText"/>
+      </w:pPr>
+      <w:r>
+        <w:t xml:space="preserve">[Me]</w:t>
+      </w:r>
+      <w:r>
+        <w:t xml:space="preserve"> </w:t>
+      </w:r>
+      <w:r>
+        <w:t xml:space="preserve">Hello, how’s it going today?</w:t>
+      </w:r>
+    </w:p>
+    <w:p>
+      <w:pPr>
         <w:pStyle w:val="FirstParagraph"/>
       </w:pPr>
       <w:r>
-        <w:t xml:space="preserve">[Speaker 1]</w:t>
-      </w:r>
-      <w:r>
-        <w:t xml:space="preserve"> </w:t>
-      </w:r>
-      <w:r>
-        <w:t xml:space="preserve">Hello, how’s it going today?</w:t>
-      </w:r>
-    </w:p>
-    <w:p>
-      <w:pPr>
-        <w:pStyle w:val="BodyText"/>
-      </w:pPr>
-      <w:r>
-        <w:t xml:space="preserve">[Speaker 0]</w:t>
+        <w:t xml:space="preserve">[Them]</w:t>
       </w:r>
       <w:r>
         <w:t xml:space="preserve"> </w:t>
@@ -35,7 +35,7 @@
         <w:pStyle w:val="BodyText"/>
       </w:pPr>
       <w:r>
-        <w:t xml:space="preserve">[Speaker 0]</w:t>
+        <w:t xml:space="preserve">[Them]</w:t>
       </w:r>
       <w:r>
         <w:t xml:space="preserve"> </w:t>
@@ -49,7 +49,7 @@
         <w:pStyle w:val="BodyText"/>
       </w:pPr>
       <w:r>
-        <w:t xml:space="preserve">[Speaker 0]</w:t>
+        <w:t xml:space="preserve">[Them]</w:t>
       </w:r>
       <w:r>
         <w:t xml:space="preserve"> </w:t>
@@ -63,7 +63,7 @@
         <w:pStyle w:val="BodyText"/>
       </w:pPr>
       <w:r>
-        <w:t xml:space="preserve">[Speaker 0]</w:t>
+        <w:t xml:space="preserve">[Them]</w:t>
       </w:r>
       <w:r>
         <w:t xml:space="preserve"> </w:t>
@@ -77,7 +77,7 @@
         <w:pStyle w:val="BodyText"/>
       </w:pPr>
       <w:r>
-        <w:t xml:space="preserve">[Speaker 0]</w:t>
+        <w:t xml:space="preserve">[Them]</w:t>
       </w:r>
       <w:r>
         <w:t xml:space="preserve"> </w:t>
@@ -91,7 +91,7 @@
         <w:pStyle w:val="BodyText"/>
       </w:pPr>
       <w:r>
-        <w:t xml:space="preserve">[Speaker 0]</w:t>
+        <w:t xml:space="preserve">[Them]</w:t>
       </w:r>
       <w:r>
         <w:t xml:space="preserve"> </w:t>
@@ -105,7 +105,7 @@
         <w:pStyle w:val="BodyText"/>
       </w:pPr>
       <w:r>
-        <w:t xml:space="preserve">[Speaker 0]</w:t>
+        <w:t xml:space="preserve">[Them]</w:t>
       </w:r>
       <w:r>
         <w:t xml:space="preserve"> </w:t>
@@ -119,7 +119,7 @@
         <w:pStyle w:val="BodyText"/>
       </w:pPr>
       <w:r>
-        <w:t xml:space="preserve">[Speaker 0]</w:t>
+        <w:t xml:space="preserve">[Them]</w:t>
       </w:r>
       <w:r>
         <w:t xml:space="preserve"> </w:t>
@@ -133,7 +133,7 @@
         <w:pStyle w:val="BodyText"/>
       </w:pPr>
       <w:r>
-        <w:t xml:space="preserve">[Speaker 0]</w:t>
+        <w:t xml:space="preserve">[Them]</w:t>
       </w:r>
       <w:r>
         <w:t xml:space="preserve"> </w:t>
@@ -147,7 +147,7 @@
         <w:pStyle w:val="BodyText"/>
       </w:pPr>
       <w:r>
-        <w:t xml:space="preserve">[Speaker 0]</w:t>
+        <w:t xml:space="preserve">[Them]</w:t>
       </w:r>
       <w:r>
         <w:t xml:space="preserve"> </w:t>
@@ -161,7 +161,7 @@
         <w:pStyle w:val="BodyText"/>
       </w:pPr>
       <w:r>
-        <w:t xml:space="preserve">[Speaker 0]</w:t>
+        <w:t xml:space="preserve">[Them]</w:t>
       </w:r>
       <w:r>
         <w:t xml:space="preserve"> </w:t>
@@ -187,7 +187,7 @@
         <w:pStyle w:val="BodyText"/>
       </w:pPr>
       <w:r>
-        <w:t xml:space="preserve">[Speaker 0]</w:t>
+        <w:t xml:space="preserve">[Them]</w:t>
       </w:r>
       <w:r>
         <w:t xml:space="preserve"> </w:t>
@@ -225,7 +225,7 @@
         <w:pStyle w:val="BodyText"/>
       </w:pPr>
       <w:r>
-        <w:t xml:space="preserve">[Speaker 0]</w:t>
+        <w:t xml:space="preserve">[Them]</w:t>
       </w:r>
       <w:r>
         <w:t xml:space="preserve"> </w:t>
@@ -239,7 +239,7 @@
         <w:pStyle w:val="BodyText"/>
       </w:pPr>
       <w:r>
-        <w:t xml:space="preserve">[Speaker 0]</w:t>
+        <w:t xml:space="preserve">[Them]</w:t>
       </w:r>
       <w:r>
         <w:t xml:space="preserve"> </w:t>
@@ -265,7 +265,7 @@
         <w:pStyle w:val="BodyText"/>
       </w:pPr>
       <w:r>
-        <w:t xml:space="preserve">[Speaker 0]</w:t>
+        <w:t xml:space="preserve">[Them]</w:t>
       </w:r>
       <w:r>
         <w:t xml:space="preserve"> </w:t>
@@ -279,7 +279,7 @@
         <w:pStyle w:val="BodyText"/>
       </w:pPr>
       <w:r>
-        <w:t xml:space="preserve">[Speaker 0]</w:t>
+        <w:t xml:space="preserve">[Them]</w:t>
       </w:r>
       <w:r>
         <w:t xml:space="preserve"> </w:t>
@@ -293,7 +293,7 @@
         <w:pStyle w:val="BodyText"/>
       </w:pPr>
       <w:r>
-        <w:t xml:space="preserve">[Speaker 0]</w:t>
+        <w:t xml:space="preserve">[Them]</w:t>
       </w:r>
       <w:r>
         <w:t xml:space="preserve"> </w:t>
@@ -319,7 +319,7 @@
         <w:pStyle w:val="BodyText"/>
       </w:pPr>
       <w:r>
-        <w:t xml:space="preserve">[Speaker 0]</w:t>
+        <w:t xml:space="preserve">[Them]</w:t>
       </w:r>
       <w:r>
         <w:t xml:space="preserve"> </w:t>
@@ -333,7 +333,7 @@
         <w:pStyle w:val="BodyText"/>
       </w:pPr>
       <w:r>
-        <w:t xml:space="preserve">[Speaker 0]</w:t>
+        <w:t xml:space="preserve">[Them]</w:t>
       </w:r>
       <w:r>
         <w:t xml:space="preserve"> </w:t>
@@ -347,7 +347,7 @@
         <w:pStyle w:val="BodyText"/>
       </w:pPr>
       <w:r>
-        <w:t xml:space="preserve">[Speaker 0]</w:t>
+        <w:t xml:space="preserve">[Them]</w:t>
       </w:r>
       <w:r>
         <w:t xml:space="preserve"> </w:t>
@@ -361,7 +361,7 @@
         <w:pStyle w:val="BodyText"/>
       </w:pPr>
       <w:r>
-        <w:t xml:space="preserve">[Speaker 0]</w:t>
+        <w:t xml:space="preserve">[Them]</w:t>
       </w:r>
       <w:r>
         <w:t xml:space="preserve"> </w:t>
@@ -375,7 +375,7 @@
         <w:pStyle w:val="BodyText"/>
       </w:pPr>
       <w:r>
-        <w:t xml:space="preserve">[Speaker 0]</w:t>
+        <w:t xml:space="preserve">[Them]</w:t>
       </w:r>
       <w:r>
         <w:t xml:space="preserve"> </w:t>
@@ -389,7 +389,7 @@
         <w:pStyle w:val="BodyText"/>
       </w:pPr>
       <w:r>
-        <w:t xml:space="preserve">[Speaker 0]</w:t>
+        <w:t xml:space="preserve">[Them]</w:t>
       </w:r>
       <w:r>
         <w:t xml:space="preserve"> </w:t>
@@ -403,7 +403,7 @@
         <w:pStyle w:val="BodyText"/>
       </w:pPr>
       <w:r>
-        <w:t xml:space="preserve">[Speaker 0]</w:t>
+        <w:t xml:space="preserve">[Them]</w:t>
       </w:r>
       <w:r>
         <w:t xml:space="preserve"> </w:t>
@@ -417,7 +417,7 @@
         <w:pStyle w:val="BodyText"/>
       </w:pPr>
       <w:r>
-        <w:t xml:space="preserve">[Speaker 0]</w:t>
+        <w:t xml:space="preserve">[Them]</w:t>
       </w:r>
       <w:r>
         <w:t xml:space="preserve"> </w:t>
@@ -431,7 +431,7 @@
         <w:pStyle w:val="BodyText"/>
       </w:pPr>
       <w:r>
-        <w:t xml:space="preserve">[Speaker 0]</w:t>
+        <w:t xml:space="preserve">[Them]</w:t>
       </w:r>
       <w:r>
         <w:t xml:space="preserve"> </w:t>
@@ -445,7 +445,7 @@
         <w:pStyle w:val="BodyText"/>
       </w:pPr>
       <w:r>
-        <w:t xml:space="preserve">[Speaker 0]</w:t>
+        <w:t xml:space="preserve">[Them]</w:t>
       </w:r>
       <w:r>
         <w:t xml:space="preserve"> </w:t>
@@ -459,7 +459,7 @@
         <w:pStyle w:val="BodyText"/>
       </w:pPr>
       <w:r>
-        <w:t xml:space="preserve">[Speaker 0]</w:t>
+        <w:t xml:space="preserve">[Them]</w:t>
       </w:r>
       <w:r>
         <w:t xml:space="preserve"> </w:t>
@@ -473,7 +473,7 @@
         <w:pStyle w:val="BodyText"/>
       </w:pPr>
       <w:r>
-        <w:t xml:space="preserve">[Speaker 0]</w:t>
+        <w:t xml:space="preserve">[Them]</w:t>
       </w:r>
       <w:r>
         <w:t xml:space="preserve"> </w:t>
@@ -487,7 +487,7 @@
         <w:pStyle w:val="BodyText"/>
       </w:pPr>
       <w:r>
-        <w:t xml:space="preserve">[Speaker 0]</w:t>
+        <w:t xml:space="preserve">[Them]</w:t>
       </w:r>
       <w:r>
         <w:t xml:space="preserve"> </w:t>
@@ -501,7 +501,7 @@
         <w:pStyle w:val="BodyText"/>
       </w:pPr>
       <w:r>
-        <w:t xml:space="preserve">[Speaker 0]</w:t>
+        <w:t xml:space="preserve">[Them]</w:t>
       </w:r>
       <w:r>
         <w:t xml:space="preserve"> </w:t>
@@ -515,7 +515,7 @@
         <w:pStyle w:val="BodyText"/>
       </w:pPr>
       <w:r>
-        <w:t xml:space="preserve">[Speaker 0]</w:t>
+        <w:t xml:space="preserve">[Them]</w:t>
       </w:r>
       <w:r>
         <w:t xml:space="preserve"> </w:t>
@@ -529,7 +529,7 @@
         <w:pStyle w:val="BodyText"/>
       </w:pPr>
       <w:r>
-        <w:t xml:space="preserve">[Speaker 0]</w:t>
+        <w:t xml:space="preserve">[Them]</w:t>
       </w:r>
       <w:r>
         <w:t xml:space="preserve"> </w:t>
@@ -543,7 +543,7 @@
         <w:pStyle w:val="BodyText"/>
       </w:pPr>
       <w:r>
-        <w:t xml:space="preserve">[Speaker 0]</w:t>
+        <w:t xml:space="preserve">[Them]</w:t>
       </w:r>
       <w:r>
         <w:t xml:space="preserve"> </w:t>
@@ -557,7 +557,7 @@
         <w:pStyle w:val="BodyText"/>
       </w:pPr>
       <w:r>
-        <w:t xml:space="preserve">[Speaker 0]</w:t>
+        <w:t xml:space="preserve">[Them]</w:t>
       </w:r>
       <w:r>
         <w:t xml:space="preserve"> </w:t>
@@ -571,7 +571,7 @@
         <w:pStyle w:val="BodyText"/>
       </w:pPr>
       <w:r>
-        <w:t xml:space="preserve">[Speaker 0]</w:t>
+        <w:t xml:space="preserve">[Them]</w:t>
       </w:r>
       <w:r>
         <w:t xml:space="preserve"> </w:t>
@@ -585,7 +585,7 @@
         <w:pStyle w:val="BodyText"/>
       </w:pPr>
       <w:r>
-        <w:t xml:space="preserve">[Speaker 0]</w:t>
+        <w:t xml:space="preserve">[Them]</w:t>
       </w:r>
       <w:r>
         <w:t xml:space="preserve"> </w:t>
@@ -599,7 +599,7 @@
         <w:pStyle w:val="BodyText"/>
       </w:pPr>
       <w:r>
-        <w:t xml:space="preserve">[Speaker 0]</w:t>
+        <w:t xml:space="preserve">[Them]</w:t>
       </w:r>
       <w:r>
         <w:t xml:space="preserve"> </w:t>
@@ -625,7 +625,7 @@
         <w:pStyle w:val="BodyText"/>
       </w:pPr>
       <w:r>
-        <w:t xml:space="preserve">[Speaker 0]</w:t>
+        <w:t xml:space="preserve">[Them]</w:t>
       </w:r>
       <w:r>
         <w:t xml:space="preserve"> </w:t>
@@ -639,7 +639,7 @@
         <w:pStyle w:val="BodyText"/>
       </w:pPr>
       <w:r>
-        <w:t xml:space="preserve">[Speaker 0]</w:t>
+        <w:t xml:space="preserve">[Them]</w:t>
       </w:r>
       <w:r>
         <w:t xml:space="preserve"> </w:t>
@@ -653,7 +653,7 @@
         <w:pStyle w:val="BodyText"/>
       </w:pPr>
       <w:r>
-        <w:t xml:space="preserve">[Speaker 0]</w:t>
+        <w:t xml:space="preserve">[Them]</w:t>
       </w:r>
       <w:r>
         <w:t xml:space="preserve"> </w:t>
@@ -667,7 +667,7 @@
         <w:pStyle w:val="BodyText"/>
       </w:pPr>
       <w:r>
-        <w:t xml:space="preserve">[Speaker 0]</w:t>
+        <w:t xml:space="preserve">[Them]</w:t>
       </w:r>
       <w:r>
         <w:t xml:space="preserve"> </w:t>
@@ -681,7 +681,7 @@
         <w:pStyle w:val="BodyText"/>
       </w:pPr>
       <w:r>
-        <w:t xml:space="preserve">[Speaker 0]</w:t>
+        <w:t xml:space="preserve">[Them]</w:t>
       </w:r>
       <w:r>
         <w:t xml:space="preserve"> </w:t>
@@ -695,7 +695,7 @@
         <w:pStyle w:val="BodyText"/>
       </w:pPr>
       <w:r>
-        <w:t xml:space="preserve">[Speaker 0]</w:t>
+        <w:t xml:space="preserve">[Them]</w:t>
       </w:r>
       <w:r>
         <w:t xml:space="preserve"> </w:t>
@@ -721,7 +721,7 @@
         <w:pStyle w:val="BodyText"/>
       </w:pPr>
       <w:r>
-        <w:t xml:space="preserve">[Speaker 0]</w:t>
+        <w:t xml:space="preserve">[Them]</w:t>
       </w:r>
       <w:r>
         <w:t xml:space="preserve"> </w:t>
@@ -735,7 +735,7 @@
         <w:pStyle w:val="BodyText"/>
       </w:pPr>
       <w:r>
-        <w:t xml:space="preserve">[Speaker 0]</w:t>
+        <w:t xml:space="preserve">[Them]</w:t>
       </w:r>
       <w:r>
         <w:t xml:space="preserve"> </w:t>
@@ -749,7 +749,7 @@
         <w:pStyle w:val="BodyText"/>
       </w:pPr>
       <w:r>
-        <w:t xml:space="preserve">[Speaker 0]</w:t>
+        <w:t xml:space="preserve">[Them]</w:t>
       </w:r>
       <w:r>
         <w:t xml:space="preserve"> </w:t>
@@ -775,7 +775,7 @@
         <w:pStyle w:val="BodyText"/>
       </w:pPr>
       <w:r>
-        <w:t xml:space="preserve">[Speaker 0]</w:t>
+        <w:t xml:space="preserve">[Them]</w:t>
       </w:r>
       <w:r>
         <w:t xml:space="preserve"> </w:t>
@@ -789,7 +789,7 @@
         <w:pStyle w:val="BodyText"/>
       </w:pPr>
       <w:r>
-        <w:t xml:space="preserve">[Speaker 0]</w:t>
+        <w:t xml:space="preserve">[Them]</w:t>
       </w:r>
       <w:r>
         <w:t xml:space="preserve"> </w:t>
@@ -803,7 +803,7 @@
         <w:pStyle w:val="BodyText"/>
       </w:pPr>
       <w:r>
-        <w:t xml:space="preserve">[Speaker 0]</w:t>
+        <w:t xml:space="preserve">[Them]</w:t>
       </w:r>
       <w:r>
         <w:t xml:space="preserve"> </w:t>
@@ -817,7 +817,7 @@
         <w:pStyle w:val="BodyText"/>
       </w:pPr>
       <w:r>
-        <w:t xml:space="preserve">[Speaker 0]</w:t>
+        <w:t xml:space="preserve">[Them]</w:t>
       </w:r>
       <w:r>
         <w:t xml:space="preserve"> </w:t>
@@ -843,7 +843,7 @@
         <w:pStyle w:val="BodyText"/>
       </w:pPr>
       <w:r>
-        <w:t xml:space="preserve">[Speaker 0]</w:t>
+        <w:t xml:space="preserve">[Them]</w:t>
       </w:r>
       <w:r>
         <w:t xml:space="preserve"> </w:t>
@@ -869,7 +869,7 @@
         <w:pStyle w:val="BodyText"/>
       </w:pPr>
       <w:r>
-        <w:t xml:space="preserve">[Speaker 0]</w:t>
+        <w:t xml:space="preserve">[Them]</w:t>
       </w:r>
       <w:r>
         <w:t xml:space="preserve"> </w:t>
@@ -919,7 +919,7 @@
         <w:pStyle w:val="BodyText"/>
       </w:pPr>
       <w:r>
-        <w:t xml:space="preserve">[Speaker 0]</w:t>
+        <w:t xml:space="preserve">[Them]</w:t>
       </w:r>
       <w:r>
         <w:t xml:space="preserve"> </w:t>
@@ -933,7 +933,7 @@
         <w:pStyle w:val="BodyText"/>
       </w:pPr>
       <w:r>
-        <w:t xml:space="preserve">[Speaker 0]</w:t>
+        <w:t xml:space="preserve">[Them]</w:t>
       </w:r>
       <w:r>
         <w:t xml:space="preserve"> </w:t>
@@ -947,7 +947,7 @@
         <w:pStyle w:val="BodyText"/>
       </w:pPr>
       <w:r>
-        <w:t xml:space="preserve">[Speaker 0]</w:t>
+        <w:t xml:space="preserve">[Them]</w:t>
       </w:r>
       <w:r>
         <w:t xml:space="preserve"> </w:t>
@@ -961,7 +961,7 @@
         <w:pStyle w:val="BodyText"/>
       </w:pPr>
       <w:r>
-        <w:t xml:space="preserve">[Speaker 0]</w:t>
+        <w:t xml:space="preserve">[Them]</w:t>
       </w:r>
       <w:r>
         <w:t xml:space="preserve"> </w:t>
@@ -987,7 +987,7 @@
         <w:pStyle w:val="BodyText"/>
       </w:pPr>
       <w:r>
-        <w:t xml:space="preserve">[Speaker 0]</w:t>
+        <w:t xml:space="preserve">[Them]</w:t>
       </w:r>
       <w:r>
         <w:t xml:space="preserve"> </w:t>
@@ -1037,7 +1037,7 @@
         <w:pStyle w:val="BodyText"/>
       </w:pPr>
       <w:r>
-        <w:t xml:space="preserve">[Speaker 0]</w:t>
+        <w:t xml:space="preserve">[Them]</w:t>
       </w:r>
       <w:r>
         <w:t xml:space="preserve"> </w:t>
@@ -1051,7 +1051,7 @@
         <w:pStyle w:val="BodyText"/>
       </w:pPr>
       <w:r>
-        <w:t xml:space="preserve">[Speaker 0]</w:t>
+        <w:t xml:space="preserve">[Them]</w:t>
       </w:r>
       <w:r>
         <w:t xml:space="preserve"> </w:t>
@@ -1065,7 +1065,7 @@
         <w:pStyle w:val="BodyText"/>
       </w:pPr>
       <w:r>
-        <w:t xml:space="preserve">[Speaker 0]</w:t>
+        <w:t xml:space="preserve">[Them]</w:t>
       </w:r>
       <w:r>
         <w:t xml:space="preserve"> </w:t>
@@ -1091,7 +1091,7 @@
         <w:pStyle w:val="BodyText"/>
       </w:pPr>
       <w:r>
-        <w:t xml:space="preserve">[Speaker 0]</w:t>
+        <w:t xml:space="preserve">[Them]</w:t>
       </w:r>
       <w:r>
         <w:t xml:space="preserve"> </w:t>
@@ -1105,7 +1105,7 @@
         <w:pStyle w:val="BodyText"/>
       </w:pPr>
       <w:r>
-        <w:t xml:space="preserve">[Speaker 0]</w:t>
+        <w:t xml:space="preserve">[Them]</w:t>
       </w:r>
       <w:r>
         <w:t xml:space="preserve"> </w:t>
@@ -1119,7 +1119,7 @@
         <w:pStyle w:val="BodyText"/>
       </w:pPr>
       <w:r>
-        <w:t xml:space="preserve">[Speaker 0]</w:t>
+        <w:t xml:space="preserve">[Them]</w:t>
       </w:r>
       <w:r>
         <w:t xml:space="preserve"> </w:t>
@@ -1157,7 +1157,7 @@
         <w:pStyle w:val="BodyText"/>
       </w:pPr>
       <w:r>
-        <w:t xml:space="preserve">[Speaker 0]</w:t>
+        <w:t xml:space="preserve">[Them]</w:t>
       </w:r>
       <w:r>
         <w:t xml:space="preserve"> </w:t>
@@ -1171,7 +1171,7 @@
         <w:pStyle w:val="BodyText"/>
       </w:pPr>
       <w:r>
-        <w:t xml:space="preserve">[Speaker 0]</w:t>
+        <w:t xml:space="preserve">[Them]</w:t>
       </w:r>
       <w:r>
         <w:t xml:space="preserve"> </w:t>
@@ -1185,7 +1185,7 @@
         <w:pStyle w:val="BodyText"/>
       </w:pPr>
       <w:r>
-        <w:t xml:space="preserve">[Speaker 0]</w:t>
+        <w:t xml:space="preserve">[Them]</w:t>
       </w:r>
       <w:r>
         <w:t xml:space="preserve"> </w:t>
@@ -1199,21 +1199,21 @@
         <w:pStyle w:val="BodyText"/>
       </w:pPr>
       <w:r>
-        <w:t xml:space="preserve">[Speaker 0]</w:t>
-      </w:r>
-      <w:r>
-        <w:t xml:space="preserve"> </w:t>
-      </w:r>
-      <w:r>
-        <w:t xml:space="preserve">yeah, maybe ask Berfune about it. She might tell you. [chuckles]</w:t>
-      </w:r>
-    </w:p>
-    <w:p>
-      <w:pPr>
-        <w:pStyle w:val="BodyText"/>
-      </w:pPr>
-      <w:r>
-        <w:t xml:space="preserve">[Speaker 0]</w:t>
+        <w:t xml:space="preserve">[Them]</w:t>
+      </w:r>
+      <w:r>
+        <w:t xml:space="preserve"> </w:t>
+      </w:r>
+      <w:r>
+        <w:t xml:space="preserve">yeah, maybe ask Berfun about it. She might tell you. [chuckles]</w:t>
+      </w:r>
+    </w:p>
+    <w:p>
+      <w:pPr>
+        <w:pStyle w:val="BodyText"/>
+      </w:pPr>
+      <w:r>
+        <w:t xml:space="preserve">[Them]</w:t>
       </w:r>
       <w:r>
         <w:t xml:space="preserve"> </w:t>
@@ -1251,7 +1251,7 @@
         <w:pStyle w:val="BodyText"/>
       </w:pPr>
       <w:r>
-        <w:t xml:space="preserve">[Speaker 0]</w:t>
+        <w:t xml:space="preserve">[Them]</w:t>
       </w:r>
       <w:r>
         <w:t xml:space="preserve"> </w:t>
@@ -1265,7 +1265,7 @@
         <w:pStyle w:val="BodyText"/>
       </w:pPr>
       <w:r>
-        <w:t xml:space="preserve">[Speaker 0]</w:t>
+        <w:t xml:space="preserve">[Them]</w:t>
       </w:r>
       <w:r>
         <w:t xml:space="preserve"> </w:t>
@@ -1279,7 +1279,7 @@
         <w:pStyle w:val="BodyText"/>
       </w:pPr>
       <w:r>
-        <w:t xml:space="preserve">[Speaker 0]</w:t>
+        <w:t xml:space="preserve">[Them]</w:t>
       </w:r>
       <w:r>
         <w:t xml:space="preserve"> </w:t>
@@ -1305,7 +1305,7 @@
         <w:pStyle w:val="BodyText"/>
       </w:pPr>
       <w:r>
-        <w:t xml:space="preserve">[Speaker 0]</w:t>
+        <w:t xml:space="preserve">[Them]</w:t>
       </w:r>
       <w:r>
         <w:t xml:space="preserve"> </w:t>
@@ -1331,7 +1331,7 @@
         <w:pStyle w:val="BodyText"/>
       </w:pPr>
       <w:r>
-        <w:t xml:space="preserve">[Speaker 0]</w:t>
+        <w:t xml:space="preserve">[Them]</w:t>
       </w:r>
       <w:r>
         <w:t xml:space="preserve"> </w:t>
@@ -1345,7 +1345,7 @@
         <w:pStyle w:val="BodyText"/>
       </w:pPr>
       <w:r>
-        <w:t xml:space="preserve">[Speaker 0]</w:t>
+        <w:t xml:space="preserve">[Them]</w:t>
       </w:r>
       <w:r>
         <w:t xml:space="preserve"> </w:t>
@@ -1371,7 +1371,7 @@
         <w:pStyle w:val="BodyText"/>
       </w:pPr>
       <w:r>
-        <w:t xml:space="preserve">[Speaker 0]</w:t>
+        <w:t xml:space="preserve">[Them]</w:t>
       </w:r>
       <w:r>
         <w:t xml:space="preserve"> </w:t>
@@ -1385,7 +1385,7 @@
         <w:pStyle w:val="BodyText"/>
       </w:pPr>
       <w:r>
-        <w:t xml:space="preserve">[Speaker 0]</w:t>
+        <w:t xml:space="preserve">[Them]</w:t>
       </w:r>
       <w:r>
         <w:t xml:space="preserve"> </w:t>
@@ -1399,7 +1399,7 @@
         <w:pStyle w:val="BodyText"/>
       </w:pPr>
       <w:r>
-        <w:t xml:space="preserve">[Speaker 0]</w:t>
+        <w:t xml:space="preserve">[Them]</w:t>
       </w:r>
       <w:r>
         <w:t xml:space="preserve"> </w:t>
@@ -1429,7 +1429,7 @@
         <w:t xml:space="preserve"> </w:t>
       </w:r>
       <w:r>
-        <w:t xml:space="preserve">But sometimes you need that. So I take my sentence, I put it in ChaGPT, and I tell it:</w:t>
+        <w:t xml:space="preserve">But sometimes you need that. So I take my sentence, I put it in ChatGPT, and I tell it:</w:t>
       </w:r>
       <w:r>
         <w:t xml:space="preserve"> </w:t>
@@ -1449,7 +1449,7 @@
         <w:pStyle w:val="BodyText"/>
       </w:pPr>
       <w:r>
-        <w:t xml:space="preserve">[Speaker 0]</w:t>
+        <w:t xml:space="preserve">[Them]</w:t>
       </w:r>
       <w:r>
         <w:t xml:space="preserve"> </w:t>
@@ -1487,7 +1487,7 @@
         <w:pStyle w:val="BodyText"/>
       </w:pPr>
       <w:r>
-        <w:t xml:space="preserve">[Speaker 0]</w:t>
+        <w:t xml:space="preserve">[Them]</w:t>
       </w:r>
       <w:r>
         <w:t xml:space="preserve"> </w:t>
@@ -1501,7 +1501,7 @@
         <w:pStyle w:val="BodyText"/>
       </w:pPr>
       <w:r>
-        <w:t xml:space="preserve">[Speaker 0]</w:t>
+        <w:t xml:space="preserve">[Them]</w:t>
       </w:r>
       <w:r>
         <w:t xml:space="preserve"> </w:t>
@@ -1515,7 +1515,7 @@
         <w:pStyle w:val="BodyText"/>
       </w:pPr>
       <w:r>
-        <w:t xml:space="preserve">[Speaker 0]</w:t>
+        <w:t xml:space="preserve">[Them]</w:t>
       </w:r>
       <w:r>
         <w:t xml:space="preserve"> </w:t>
@@ -1529,7 +1529,7 @@
         <w:pStyle w:val="BodyText"/>
       </w:pPr>
       <w:r>
-        <w:t xml:space="preserve">[Speaker 0]</w:t>
+        <w:t xml:space="preserve">[Them]</w:t>
       </w:r>
       <w:r>
         <w:t xml:space="preserve"> </w:t>
@@ -1555,7 +1555,7 @@
         <w:pStyle w:val="BodyText"/>
       </w:pPr>
       <w:r>
-        <w:t xml:space="preserve">[Speaker 0]</w:t>
+        <w:t xml:space="preserve">[Them]</w:t>
       </w:r>
       <w:r>
         <w:t xml:space="preserve"> </w:t>
@@ -1569,7 +1569,7 @@
         <w:pStyle w:val="BodyText"/>
       </w:pPr>
       <w:r>
-        <w:t xml:space="preserve">[Speaker 0]</w:t>
+        <w:t xml:space="preserve">[Them]</w:t>
       </w:r>
       <w:r>
         <w:t xml:space="preserve"> </w:t>
@@ -1583,7 +1583,7 @@
         <w:pStyle w:val="BodyText"/>
       </w:pPr>
       <w:r>
-        <w:t xml:space="preserve">[Speaker 0]</w:t>
+        <w:t xml:space="preserve">[Them]</w:t>
       </w:r>
       <w:r>
         <w:t xml:space="preserve"> </w:t>
@@ -1597,7 +1597,7 @@
         <w:pStyle w:val="BodyText"/>
       </w:pPr>
       <w:r>
-        <w:t xml:space="preserve">[Speaker 0]</w:t>
+        <w:t xml:space="preserve">[Them]</w:t>
       </w:r>
       <w:r>
         <w:t xml:space="preserve"> </w:t>
@@ -1611,7 +1611,7 @@
         <w:pStyle w:val="BodyText"/>
       </w:pPr>
       <w:r>
-        <w:t xml:space="preserve">[Speaker 0]</w:t>
+        <w:t xml:space="preserve">[Them]</w:t>
       </w:r>
       <w:r>
         <w:t xml:space="preserve"> </w:t>
@@ -1625,7 +1625,7 @@
         <w:pStyle w:val="BodyText"/>
       </w:pPr>
       <w:r>
-        <w:t xml:space="preserve">[Speaker 0]</w:t>
+        <w:t xml:space="preserve">[Them]</w:t>
       </w:r>
       <w:r>
         <w:t xml:space="preserve"> </w:t>
@@ -1639,7 +1639,7 @@
         <w:pStyle w:val="BodyText"/>
       </w:pPr>
       <w:r>
-        <w:t xml:space="preserve">[Speaker 0]</w:t>
+        <w:t xml:space="preserve">[Them]</w:t>
       </w:r>
       <w:r>
         <w:t xml:space="preserve"> </w:t>
@@ -1653,7 +1653,7 @@
         <w:pStyle w:val="BodyText"/>
       </w:pPr>
       <w:r>
-        <w:t xml:space="preserve">[Speaker 0]</w:t>
+        <w:t xml:space="preserve">[Them]</w:t>
       </w:r>
       <w:r>
         <w:t xml:space="preserve"> </w:t>
@@ -1664,7 +1664,7 @@
     </w:p>
     <w:p>
       <w:pPr>
-        <w:pStyle w:val="BodyText"/>
+        <w:pStyle w:val="BlockText"/>
       </w:pPr>
       <w:r>
         <w:t xml:space="preserve">[Me]</w:t>
@@ -1678,7 +1678,7 @@
     </w:p>
     <w:p>
       <w:pPr>
-        <w:pStyle w:val="BodyText"/>
+        <w:pStyle w:val="FirstParagraph"/>
       </w:pPr>
       <w:r>
         <w:t xml:space="preserve">[Them]</w:t>
@@ -1692,7 +1692,7 @@
     </w:p>
     <w:p>
       <w:pPr>
-        <w:pStyle w:val="BodyText"/>
+        <w:pStyle w:val="BlockText"/>
       </w:pPr>
       <w:r>
         <w:t xml:space="preserve">[Me]</w:t>
@@ -1706,21 +1706,21 @@
     </w:p>
     <w:p>
       <w:pPr>
-        <w:pStyle w:val="BodyText"/>
-      </w:pPr>
-      <w:r>
-        <w:t xml:space="preserve">[Them]</w:t>
-      </w:r>
-      <w:r>
-        <w:t xml:space="preserve"> </w:t>
-      </w:r>
-      <w:r>
-        <w:t xml:space="preserve">Yeah. I’ll send, I’ll send out an email to Skip Johnston to introduce you to, and, hopefully, he’ll set up time. He’s pretty bussy, so I don’t know. No promises. But, him and I, we’ve worked together on projects before, so he’ll probably be for it.</w:t>
-      </w:r>
-    </w:p>
-    <w:p>
-      <w:pPr>
-        <w:pStyle w:val="BodyText"/>
+        <w:pStyle w:val="FirstParagraph"/>
+      </w:pPr>
+      <w:r>
+        <w:t xml:space="preserve">[Them]</w:t>
+      </w:r>
+      <w:r>
+        <w:t xml:space="preserve"> </w:t>
+      </w:r>
+      <w:r>
+        <w:t xml:space="preserve">Yeah. I’ll send, I’ll send out an email to Skip Johnston to introduce you to, and, hopefully, he’ll set up time. He’s pretty busy, so I don’t know. No promises. But, him and I, we’ve worked together on projects before, so he’ll probably be for it.</w:t>
+      </w:r>
+    </w:p>
+    <w:p>
+      <w:pPr>
+        <w:pStyle w:val="BlockText"/>
       </w:pPr>
       <w:r>
         <w:t xml:space="preserve">[Me]</w:t>
@@ -1734,7 +1734,7 @@
     </w:p>
     <w:p>
       <w:pPr>
-        <w:pStyle w:val="BodyText"/>
+        <w:pStyle w:val="FirstParagraph"/>
       </w:pPr>
       <w:r>
         <w:t xml:space="preserve">[Them]</w:t>
@@ -1748,7 +1748,7 @@
     </w:p>
     <w:p>
       <w:pPr>
-        <w:pStyle w:val="BodyText"/>
+        <w:pStyle w:val="BlockText"/>
       </w:pPr>
       <w:r>
         <w:t xml:space="preserve">[Me]</w:t>
@@ -1762,7 +1762,7 @@
     </w:p>
     <w:p>
       <w:pPr>
-        <w:pStyle w:val="BodyText"/>
+        <w:pStyle w:val="FirstParagraph"/>
       </w:pPr>
       <w:r>
         <w:t xml:space="preserve">[Them]</w:t>
@@ -1776,7 +1776,7 @@
     </w:p>
     <w:p>
       <w:pPr>
-        <w:pStyle w:val="BodyText"/>
+        <w:pStyle w:val="BlockText"/>
       </w:pPr>
       <w:r>
         <w:t xml:space="preserve">[Me]</w:t>

--- a/transcripts/Thesis transcript Jon Stephan.docx
+++ b/transcripts/Thesis transcript Jon Stephan.docx
@@ -7,12 +7,20 @@
         <w:pStyle w:val="BlockText"/>
       </w:pPr>
       <w:r>
+        <w:rPr>
+          <w:iCs/>
+          <w:i/>
+        </w:rPr>
         <w:t xml:space="preserve">[Me]</w:t>
       </w:r>
       <w:r>
         <w:t xml:space="preserve"> </w:t>
       </w:r>
       <w:r>
+        <w:rPr>
+          <w:iCs/>
+          <w:i/>
+        </w:rPr>
         <w:t xml:space="preserve">Hello, how’s it going today?</w:t>
       </w:r>
     </w:p>
@@ -173,7 +181,13 @@
         <w:t xml:space="preserve"> </w:t>
       </w:r>
       <w:r>
-        <w:t xml:space="preserve">“Hey, why did sales go up this day? Why did they go down?”</w:t>
+        <w:t xml:space="preserve">“</w:t>
+      </w:r>
+      <w:r>
+        <w:t xml:space="preserve">Hey, why did sales go up this day? Why did they go down?</w:t>
+      </w:r>
+      <w:r>
+        <w:t xml:space="preserve">”</w:t>
       </w:r>
       <w:r>
         <w:t xml:space="preserve"> </w:t>
@@ -199,7 +213,13 @@
         <w:t xml:space="preserve"> </w:t>
       </w:r>
       <w:r>
-        <w:t xml:space="preserve">“Hey, yeah, this would be compatible with the scientific experiment you would want to do,”</w:t>
+        <w:t xml:space="preserve">“</w:t>
+      </w:r>
+      <w:r>
+        <w:t xml:space="preserve">Hey, yeah, this would be compatible with the scientific experiment you would want to do,</w:t>
+      </w:r>
+      <w:r>
+        <w:t xml:space="preserve">”</w:t>
       </w:r>
       <w:r>
         <w:t xml:space="preserve"> </w:t>
@@ -211,7 +231,13 @@
         <w:t xml:space="preserve"> </w:t>
       </w:r>
       <w:r>
-        <w:t xml:space="preserve">“Oh, well, this is a really s- good-selling product right now. What, what does it do? What is it used for? Okay, what is that experiment for?”</w:t>
+        <w:t xml:space="preserve">“</w:t>
+      </w:r>
+      <w:r>
+        <w:t xml:space="preserve">Oh, well, this is a really s- good-selling product right now. What, what does it do? What is it used for? Okay, what is that experiment for?</w:t>
+      </w:r>
+      <w:r>
+        <w:t xml:space="preserve">”</w:t>
       </w:r>
       <w:r>
         <w:t xml:space="preserve"> </w:t>
@@ -251,7 +277,13 @@
         <w:t xml:space="preserve"> </w:t>
       </w:r>
       <w:r>
-        <w:t xml:space="preserve">“Hey, is this product good for me, and will it, you know, help me perform my experiment that I want to do?”</w:t>
+        <w:t xml:space="preserve">“</w:t>
+      </w:r>
+      <w:r>
+        <w:t xml:space="preserve">Hey, is this product good for me, and will it, you know, help me perform my experiment that I want to do?</w:t>
+      </w:r>
+      <w:r>
+        <w:t xml:space="preserve">”</w:t>
       </w:r>
       <w:r>
         <w:t xml:space="preserve"> </w:t>
@@ -305,7 +337,13 @@
         <w:t xml:space="preserve"> </w:t>
       </w:r>
       <w:r>
-        <w:t xml:space="preserve">“Hey, is this image safe or purposeful for social media?”</w:t>
+        <w:t xml:space="preserve">“</w:t>
+      </w:r>
+      <w:r>
+        <w:t xml:space="preserve">Hey, is this image safe or purposeful for social media?</w:t>
+      </w:r>
+      <w:r>
+        <w:t xml:space="preserve">”</w:t>
       </w:r>
       <w:r>
         <w:t xml:space="preserve"> </w:t>
@@ -611,7 +649,13 @@
         <w:t xml:space="preserve"> </w:t>
       </w:r>
       <w:r>
-        <w:t xml:space="preserve">“Will this take my job?”</w:t>
+        <w:t xml:space="preserve">“</w:t>
+      </w:r>
+      <w:r>
+        <w:t xml:space="preserve">Will this take my job?</w:t>
+      </w:r>
+      <w:r>
+        <w:t xml:space="preserve">”</w:t>
       </w:r>
       <w:r>
         <w:t xml:space="preserve"> </w:t>
@@ -707,7 +751,13 @@
         <w:t xml:space="preserve"> </w:t>
       </w:r>
       <w:r>
-        <w:t xml:space="preserve">“Hey, you know, keep it very product-specific, keep it very scientific, keep the messaging around that.”</w:t>
+        <w:t xml:space="preserve">“</w:t>
+      </w:r>
+      <w:r>
+        <w:t xml:space="preserve">Hey, you know, keep it very product-specific, keep it very scientific, keep the messaging around that.</w:t>
+      </w:r>
+      <w:r>
+        <w:t xml:space="preserve">”</w:t>
       </w:r>
       <w:r>
         <w:t xml:space="preserve"> </w:t>
@@ -761,7 +811,13 @@
         <w:t xml:space="preserve"> </w:t>
       </w:r>
       <w:r>
-        <w:t xml:space="preserve">“Hey, try this new tool out. What do you think? What don’t you like?”</w:t>
+        <w:t xml:space="preserve">“</w:t>
+      </w:r>
+      <w:r>
+        <w:t xml:space="preserve">Hey, try this new tool out. What do you think? What don’t you like?</w:t>
+      </w:r>
+      <w:r>
+        <w:t xml:space="preserve">”</w:t>
       </w:r>
       <w:r>
         <w:t xml:space="preserve"> </w:t>
@@ -829,7 +885,13 @@
         <w:t xml:space="preserve"> </w:t>
       </w:r>
       <w:r>
-        <w:t xml:space="preserve">“Wait, we can scale this for free? Let’s do this!”</w:t>
+        <w:t xml:space="preserve">“</w:t>
+      </w:r>
+      <w:r>
+        <w:t xml:space="preserve">Wait, we can scale this for free? Let’s do this!</w:t>
+      </w:r>
+      <w:r>
+        <w:t xml:space="preserve">”</w:t>
       </w:r>
       <w:r>
         <w:t xml:space="preserve"> </w:t>
@@ -855,7 +917,13 @@
         <w:t xml:space="preserve"> </w:t>
       </w:r>
       <w:r>
-        <w:t xml:space="preserve">“Okay, well, it’s going to generate a picture of a person with seven fingers. We don’t want that.”</w:t>
+        <w:t xml:space="preserve">“</w:t>
+      </w:r>
+      <w:r>
+        <w:t xml:space="preserve">Okay, well, it’s going to generate a picture of a person with seven fingers. We don’t want that.</w:t>
+      </w:r>
+      <w:r>
+        <w:t xml:space="preserve">”</w:t>
       </w:r>
       <w:r>
         <w:t xml:space="preserve"> </w:t>
@@ -881,7 +949,13 @@
         <w:t xml:space="preserve"> </w:t>
       </w:r>
       <w:r>
-        <w:t xml:space="preserve">“Well, I just use ChatGPT to generate emails for me,”</w:t>
+        <w:t xml:space="preserve">“</w:t>
+      </w:r>
+      <w:r>
+        <w:t xml:space="preserve">Well, I just use ChatGPT to generate emails for me,</w:t>
+      </w:r>
+      <w:r>
+        <w:t xml:space="preserve">”</w:t>
       </w:r>
       <w:r>
         <w:t xml:space="preserve"> </w:t>
@@ -893,7 +967,13 @@
         <w:t xml:space="preserve"> </w:t>
       </w:r>
       <w:r>
-        <w:t xml:space="preserve">“Oh, it’s just gonna generate text.”</w:t>
+        <w:t xml:space="preserve">“</w:t>
+      </w:r>
+      <w:r>
+        <w:t xml:space="preserve">Oh, it’s just gonna generate text.</w:t>
+      </w:r>
+      <w:r>
+        <w:t xml:space="preserve">”</w:t>
       </w:r>
       <w:r>
         <w:t xml:space="preserve"> </w:t>
@@ -905,7 +985,13 @@
         <w:t xml:space="preserve"> </w:t>
       </w:r>
       <w:r>
-        <w:t xml:space="preserve">“Well, yeah, but you can do a deep research. You can do really anything.”</w:t>
+        <w:t xml:space="preserve">“</w:t>
+      </w:r>
+      <w:r>
+        <w:t xml:space="preserve">Well, yeah, but you can do a deep research. You can do really anything.</w:t>
+      </w:r>
+      <w:r>
+        <w:t xml:space="preserve">”</w:t>
       </w:r>
       <w:r>
         <w:t xml:space="preserve"> </w:t>
@@ -973,7 +1059,13 @@
         <w:t xml:space="preserve"> </w:t>
       </w:r>
       <w:r>
-        <w:t xml:space="preserve">“use it for free.”</w:t>
+        <w:t xml:space="preserve">“</w:t>
+      </w:r>
+      <w:r>
+        <w:t xml:space="preserve">use it for free.</w:t>
+      </w:r>
+      <w:r>
+        <w:t xml:space="preserve">”</w:t>
       </w:r>
       <w:r>
         <w:t xml:space="preserve"> </w:t>
@@ -999,7 +1091,13 @@
         <w:t xml:space="preserve"> </w:t>
       </w:r>
       <w:r>
-        <w:t xml:space="preserve">“free,”</w:t>
+        <w:t xml:space="preserve">“</w:t>
+      </w:r>
+      <w:r>
+        <w:t xml:space="preserve">free,</w:t>
+      </w:r>
+      <w:r>
+        <w:t xml:space="preserve">”</w:t>
       </w:r>
       <w:r>
         <w:t xml:space="preserve"> </w:t>
@@ -1011,7 +1109,13 @@
         <w:t xml:space="preserve"> </w:t>
       </w:r>
       <w:r>
-        <w:t xml:space="preserve">“You’re using this too much. Why are you using it too much? We’re gonna start charging you.”</w:t>
+        <w:t xml:space="preserve">“</w:t>
+      </w:r>
+      <w:r>
+        <w:t xml:space="preserve">You’re using this too much. Why are you using it too much? We’re gonna start charging you.</w:t>
+      </w:r>
+      <w:r>
+        <w:t xml:space="preserve">”</w:t>
       </w:r>
       <w:r>
         <w:t xml:space="preserve"> </w:t>
@@ -1023,7 +1127,13 @@
         <w:t xml:space="preserve"> </w:t>
       </w:r>
       <w:r>
-        <w:t xml:space="preserve">“Oh, well, this is gonna cost you.”</w:t>
+        <w:t xml:space="preserve">“</w:t>
+      </w:r>
+      <w:r>
+        <w:t xml:space="preserve">Oh, well, this is gonna cost you.</w:t>
+      </w:r>
+      <w:r>
+        <w:t xml:space="preserve">”</w:t>
       </w:r>
       <w:r>
         <w:t xml:space="preserve"> </w:t>
@@ -1077,7 +1187,13 @@
         <w:t xml:space="preserve"> </w:t>
       </w:r>
       <w:r>
-        <w:t xml:space="preserve">“You do what you need to do.”</w:t>
+        <w:t xml:space="preserve">“</w:t>
+      </w:r>
+      <w:r>
+        <w:t xml:space="preserve">You do what you need to do.</w:t>
+      </w:r>
+      <w:r>
+        <w:t xml:space="preserve">”</w:t>
       </w:r>
       <w:r>
         <w:t xml:space="preserve"> </w:t>
@@ -1131,7 +1247,13 @@
         <w:t xml:space="preserve"> </w:t>
       </w:r>
       <w:r>
-        <w:t xml:space="preserve">“Yeah, sure, let’s develop this as a team.”</w:t>
+        <w:t xml:space="preserve">“</w:t>
+      </w:r>
+      <w:r>
+        <w:t xml:space="preserve">Yeah, sure, let’s develop this as a team.</w:t>
+      </w:r>
+      <w:r>
+        <w:t xml:space="preserve">”</w:t>
       </w:r>
       <w:r>
         <w:t xml:space="preserve"> </w:t>
@@ -1143,7 +1265,13 @@
         <w:t xml:space="preserve"> </w:t>
       </w:r>
       <w:r>
-        <w:t xml:space="preserve">“Perfect. Let’s go to it.”</w:t>
+        <w:t xml:space="preserve">“</w:t>
+      </w:r>
+      <w:r>
+        <w:t xml:space="preserve">Perfect. Let’s go to it.</w:t>
+      </w:r>
+      <w:r>
+        <w:t xml:space="preserve">”</w:t>
       </w:r>
       <w:r>
         <w:t xml:space="preserve"> </w:t>
@@ -1225,7 +1353,13 @@
         <w:t xml:space="preserve"> </w:t>
       </w:r>
       <w:r>
-        <w:t xml:space="preserve">“John wouldn’t talk about something he just launched. What is it?”</w:t>
+        <w:t xml:space="preserve">“</w:t>
+      </w:r>
+      <w:r>
+        <w:t xml:space="preserve">John wouldn’t talk about something he just launched. What is it?</w:t>
+      </w:r>
+      <w:r>
+        <w:t xml:space="preserve">”</w:t>
       </w:r>
       <w:r>
         <w:t xml:space="preserve"> </w:t>
@@ -1237,7 +1371,13 @@
         <w:t xml:space="preserve"> </w:t>
       </w:r>
       <w:r>
-        <w:t xml:space="preserve">“Oh, the next thing. Oh, well, this is not good.”</w:t>
+        <w:t xml:space="preserve">“</w:t>
+      </w:r>
+      <w:r>
+        <w:t xml:space="preserve">Oh, the next thing. Oh, well, this is not good.</w:t>
+      </w:r>
+      <w:r>
+        <w:t xml:space="preserve">”</w:t>
       </w:r>
       <w:r>
         <w:t xml:space="preserve"> </w:t>
@@ -1291,7 +1431,13 @@
         <w:t xml:space="preserve"> </w:t>
       </w:r>
       <w:r>
-        <w:t xml:space="preserve">“I don’t want any credit for anything I do or any project I work on. I want this to be a problem solution so that people can, you know, have more fun at their job or, you know, get better results or elevate the corporation as a whole.”</w:t>
+        <w:t xml:space="preserve">“</w:t>
+      </w:r>
+      <w:r>
+        <w:t xml:space="preserve">I don’t want any credit for anything I do or any project I work on. I want this to be a problem solution so that people can, you know, have more fun at their job or, you know, get better results or elevate the corporation as a whole.</w:t>
+      </w:r>
+      <w:r>
+        <w:t xml:space="preserve">”</w:t>
       </w:r>
       <w:r>
         <w:t xml:space="preserve"> </w:t>
@@ -1317,7 +1463,13 @@
         <w:t xml:space="preserve"> </w:t>
       </w:r>
       <w:r>
-        <w:t xml:space="preserve">“Hey, I have this really cool idea,”</w:t>
+        <w:t xml:space="preserve">“</w:t>
+      </w:r>
+      <w:r>
+        <w:t xml:space="preserve">Hey, I have this really cool idea,</w:t>
+      </w:r>
+      <w:r>
+        <w:t xml:space="preserve">”</w:t>
       </w:r>
       <w:r>
         <w:t xml:space="preserve"> </w:t>
@@ -1357,7 +1509,13 @@
         <w:t xml:space="preserve"> </w:t>
       </w:r>
       <w:r>
-        <w:t xml:space="preserve">“Oh, just give us money. We’ll do everything. Don’t worry. Don’t worry, it’s working well for you.”</w:t>
+        <w:t xml:space="preserve">“</w:t>
+      </w:r>
+      <w:r>
+        <w:t xml:space="preserve">Oh, just give us money. We’ll do everything. Don’t worry. Don’t worry, it’s working well for you.</w:t>
+      </w:r>
+      <w:r>
+        <w:t xml:space="preserve">”</w:t>
       </w:r>
       <w:r>
         <w:t xml:space="preserve"> </w:t>
@@ -1411,7 +1569,13 @@
         <w:t xml:space="preserve"> </w:t>
       </w:r>
       <w:r>
-        <w:t xml:space="preserve">“Hey, he wants to know about, you know, AI agents that a corporation might deploy,”</w:t>
+        <w:t xml:space="preserve">“</w:t>
+      </w:r>
+      <w:r>
+        <w:t xml:space="preserve">Hey, he wants to know about, you know, AI agents that a corporation might deploy,</w:t>
+      </w:r>
+      <w:r>
+        <w:t xml:space="preserve">”</w:t>
       </w:r>
       <w:r>
         <w:t xml:space="preserve"> </w:t>
@@ -1423,7 +1587,13 @@
         <w:t xml:space="preserve"> </w:t>
       </w:r>
       <w:r>
-        <w:t xml:space="preserve">“Nah, here’s your answer. Let’s go for it.”</w:t>
+        <w:t xml:space="preserve">“</w:t>
+      </w:r>
+      <w:r>
+        <w:t xml:space="preserve">Nah, here’s your answer. Let’s go for it.</w:t>
+      </w:r>
+      <w:r>
+        <w:t xml:space="preserve">”</w:t>
       </w:r>
       <w:r>
         <w:t xml:space="preserve"> </w:t>
@@ -1435,7 +1605,13 @@
         <w:t xml:space="preserve"> </w:t>
       </w:r>
       <w:r>
-        <w:t xml:space="preserve">“Hey, respond to this email and make it seem very warm and very informative, but based off of this one sentence that I want to reply with.”</w:t>
+        <w:t xml:space="preserve">“</w:t>
+      </w:r>
+      <w:r>
+        <w:t xml:space="preserve">Hey, respond to this email and make it seem very warm and very informative, but based off of this one sentence that I want to reply with.</w:t>
+      </w:r>
+      <w:r>
+        <w:t xml:space="preserve">”</w:t>
       </w:r>
       <w:r>
         <w:t xml:space="preserve"> </w:t>
@@ -1461,7 +1637,13 @@
         <w:t xml:space="preserve"> </w:t>
       </w:r>
       <w:r>
-        <w:t xml:space="preserve">“Oh, I’m going down a dungeon to fight a monster.”</w:t>
+        <w:t xml:space="preserve">“</w:t>
+      </w:r>
+      <w:r>
+        <w:t xml:space="preserve">Oh, I’m going down a dungeon to fight a monster.</w:t>
+      </w:r>
+      <w:r>
+        <w:t xml:space="preserve">”</w:t>
       </w:r>
       <w:r>
         <w:t xml:space="preserve"> </w:t>
@@ -1473,7 +1655,13 @@
         <w:t xml:space="preserve"> </w:t>
       </w:r>
       <w:r>
-        <w:t xml:space="preserve">“Okay, we’ll just wait.”</w:t>
+        <w:t xml:space="preserve">“</w:t>
+      </w:r>
+      <w:r>
+        <w:t xml:space="preserve">Okay, we’ll just wait.</w:t>
+      </w:r>
+      <w:r>
+        <w:t xml:space="preserve">”</w:t>
       </w:r>
       <w:r>
         <w:t xml:space="preserve"> </w:t>
@@ -1541,7 +1729,13 @@
         <w:t xml:space="preserve"> </w:t>
       </w:r>
       <w:r>
-        <w:t xml:space="preserve">“Hey, he wants to talk about AI projects,”</w:t>
+        <w:t xml:space="preserve">“</w:t>
+      </w:r>
+      <w:r>
+        <w:t xml:space="preserve">Hey, he wants to talk about AI projects,</w:t>
+      </w:r>
+      <w:r>
+        <w:t xml:space="preserve">”</w:t>
       </w:r>
       <w:r>
         <w:t xml:space="preserve"> </w:t>
@@ -1667,12 +1861,20 @@
         <w:pStyle w:val="BlockText"/>
       </w:pPr>
       <w:r>
+        <w:rPr>
+          <w:iCs/>
+          <w:i/>
+        </w:rPr>
         <w:t xml:space="preserve">[Me]</w:t>
       </w:r>
       <w:r>
         <w:t xml:space="preserve"> </w:t>
       </w:r>
       <w:r>
+        <w:rPr>
+          <w:iCs/>
+          <w:i/>
+        </w:rPr>
         <w:t xml:space="preserve">See. Exactly. Cool. So I’m gonna take up any unnecessary time for you. I would wanna thank you immensely for taking the time to talk with me. It was very helpful. And ja,</w:t>
       </w:r>
     </w:p>
@@ -1695,12 +1897,20 @@
         <w:pStyle w:val="BlockText"/>
       </w:pPr>
       <w:r>
+        <w:rPr>
+          <w:iCs/>
+          <w:i/>
+        </w:rPr>
         <w:t xml:space="preserve">[Me]</w:t>
       </w:r>
       <w:r>
         <w:t xml:space="preserve"> </w:t>
       </w:r>
       <w:r>
+        <w:rPr>
+          <w:iCs/>
+          <w:i/>
+        </w:rPr>
         <w:t xml:space="preserve">thank you.</w:t>
       </w:r>
     </w:p>
@@ -1723,12 +1933,20 @@
         <w:pStyle w:val="BlockText"/>
       </w:pPr>
       <w:r>
+        <w:rPr>
+          <w:iCs/>
+          <w:i/>
+        </w:rPr>
         <w:t xml:space="preserve">[Me]</w:t>
       </w:r>
       <w:r>
         <w:t xml:space="preserve"> </w:t>
       </w:r>
       <w:r>
+        <w:rPr>
+          <w:iCs/>
+          <w:i/>
+        </w:rPr>
         <w:t xml:space="preserve">Thank you. It’s amazing.</w:t>
       </w:r>
     </w:p>
@@ -1751,12 +1969,20 @@
         <w:pStyle w:val="BlockText"/>
       </w:pPr>
       <w:r>
+        <w:rPr>
+          <w:iCs/>
+          <w:i/>
+        </w:rPr>
         <w:t xml:space="preserve">[Me]</w:t>
       </w:r>
       <w:r>
         <w:t xml:space="preserve"> </w:t>
       </w:r>
       <w:r>
+        <w:rPr>
+          <w:iCs/>
+          <w:i/>
+        </w:rPr>
         <w:t xml:space="preserve">Well Thanks, John. See you, and have a great day.</w:t>
       </w:r>
     </w:p>
@@ -1779,20 +2005,24 @@
         <w:pStyle w:val="BlockText"/>
       </w:pPr>
       <w:r>
+        <w:rPr>
+          <w:iCs/>
+          <w:i/>
+        </w:rPr>
         <w:t xml:space="preserve">[Me]</w:t>
       </w:r>
       <w:r>
         <w:t xml:space="preserve"> </w:t>
       </w:r>
       <w:r>
+        <w:rPr>
+          <w:iCs/>
+          <w:i/>
+        </w:rPr>
         <w:t xml:space="preserve">Bye bye.</w:t>
       </w:r>
     </w:p>
-    <w:sectPr>
-      <w:footnotePr>
-        <w:numRestart w:val="eachSect"/>
-      </w:footnotePr>
-    </w:sectPr>
+    <w:sectPr/>
   </w:body>
 </w:document>
 </file>
@@ -1823,14 +2053,14 @@
 <file path=word/numbering.xml><?xml version="1.0" encoding="utf-8"?>
 <w:numbering xmlns:w="http://schemas.openxmlformats.org/wordprocessingml/2006/main">
   <w:abstractNum w:abstractNumId="990">
-    <w:nsid w:val="0000A990"/>
+    <w:nsid w:val="A990"/>
     <w:multiLevelType w:val="multilevel"/>
     <w:lvl w:ilvl="0">
       <w:numFmt w:val="bullet"/>
       <w:lvlText w:val=" "/>
       <w:lvlJc w:val="left"/>
       <w:pPr>
-        <w:ind w:left="720" w:hanging="360"/>
+        <w:ind w:left="720" w:hanging="480"/>
       </w:pPr>
     </w:lvl>
     <w:lvl w:ilvl="1">
@@ -1838,7 +2068,7 @@
       <w:lvlText w:val=" "/>
       <w:lvlJc w:val="left"/>
       <w:pPr>
-        <w:ind w:left="1440" w:hanging="360"/>
+        <w:ind w:left="1440" w:hanging="480"/>
       </w:pPr>
     </w:lvl>
     <w:lvl w:ilvl="2">
@@ -1846,7 +2076,7 @@
       <w:lvlText w:val=" "/>
       <w:lvlJc w:val="left"/>
       <w:pPr>
-        <w:ind w:left="2160" w:hanging="360"/>
+        <w:ind w:left="2160" w:hanging="480"/>
       </w:pPr>
     </w:lvl>
     <w:lvl w:ilvl="3">
@@ -1854,7 +2084,7 @@
       <w:lvlText w:val=" "/>
       <w:lvlJc w:val="left"/>
       <w:pPr>
-        <w:ind w:left="2880" w:hanging="360"/>
+        <w:ind w:left="2880" w:hanging="480"/>
       </w:pPr>
     </w:lvl>
     <w:lvl w:ilvl="4">
@@ -1862,7 +2092,7 @@
       <w:lvlText w:val=" "/>
       <w:lvlJc w:val="left"/>
       <w:pPr>
-        <w:ind w:left="3600" w:hanging="360"/>
+        <w:ind w:left="3600" w:hanging="480"/>
       </w:pPr>
     </w:lvl>
     <w:lvl w:ilvl="5">
@@ -1870,7 +2100,7 @@
       <w:lvlText w:val=" "/>
       <w:lvlJc w:val="left"/>
       <w:pPr>
-        <w:ind w:left="4320" w:hanging="360"/>
+        <w:ind w:left="4320" w:hanging="480"/>
       </w:pPr>
     </w:lvl>
     <w:lvl w:ilvl="6">
@@ -1878,7 +2108,7 @@
       <w:lvlText w:val=" "/>
       <w:lvlJc w:val="left"/>
       <w:pPr>
-        <w:ind w:left="5040" w:hanging="360"/>
+        <w:ind w:left="5040" w:hanging="480"/>
       </w:pPr>
     </w:lvl>
     <w:lvl w:ilvl="7">
@@ -1886,7 +2116,7 @@
       <w:lvlText w:val=" "/>
       <w:lvlJc w:val="left"/>
       <w:pPr>
-        <w:ind w:left="5760" w:hanging="360"/>
+        <w:ind w:left="5760" w:hanging="480"/>
       </w:pPr>
     </w:lvl>
     <w:lvl w:ilvl="8">
@@ -1894,7 +2124,7 @@
       <w:lvlText w:val=" "/>
       <w:lvlJc w:val="left"/>
       <w:pPr>
-        <w:ind w:left="6480" w:hanging="360"/>
+        <w:ind w:left="6480" w:hanging="480"/>
       </w:pPr>
     </w:lvl>
   </w:abstractNum>
@@ -1909,10 +2139,10 @@
   <w:docDefaults>
     <w:rPrDefault>
       <w:rPr>
-        <w:rFonts w:asciiTheme="minorHAnsi" w:cstheme="minorBidi" w:eastAsiaTheme="minorEastAsia" w:hAnsiTheme="minorHAnsi"/>
+        <w:rFonts w:asciiTheme="minorHAnsi" w:cstheme="minorBidi" w:eastAsiaTheme="minorHAnsi" w:hAnsiTheme="minorHAnsi"/>
         <w:sz w:val="24"/>
         <w:szCs w:val="24"/>
-        <w:lang w:bidi="ar-SA" w:eastAsia="zh-CN" w:val="en-US"/>
+        <w:lang w:bidi="ar-SA" w:eastAsia="en-US" w:val="en-US"/>
       </w:rPr>
     </w:rPrDefault>
     <w:pPrDefault>
@@ -1930,10 +2160,10 @@
     <w:name w:val="Body Text"/>
     <w:basedOn w:val="Normal"/>
     <w:link w:val="BodyTextChar"/>
-    <w:qFormat/>
     <w:pPr>
       <w:spacing w:after="180" w:before="180"/>
     </w:pPr>
+    <w:qFormat/>
   </w:style>
   <w:style w:customStyle="1" w:styleId="FirstParagraph" w:type="paragraph">
     <w:name w:val="First Paragraph"/>
@@ -1953,94 +2183,57 @@
     <w:name w:val="Title"/>
     <w:basedOn w:val="Normal"/>
     <w:next w:val="BodyText"/>
-    <w:link w:val="TitleChar"/>
-    <w:uiPriority w:val="10"/>
     <w:qFormat/>
-    <w:rsid w:val="00A10FD9"/>
     <w:pPr>
-      <w:spacing w:after="80" w:line="240" w:lineRule="auto"/>
-      <w:contextualSpacing/>
+      <w:keepNext/>
+      <w:keepLines/>
+      <w:spacing w:after="240" w:before="480"/>
       <w:jc w:val="center"/>
     </w:pPr>
     <w:rPr>
       <w:rFonts w:asciiTheme="majorHAnsi" w:cstheme="majorBidi" w:eastAsiaTheme="majorEastAsia" w:hAnsiTheme="majorHAnsi"/>
-      <w:sz w:val="56"/>
-      <w:szCs w:val="56"/>
-    </w:rPr>
-  </w:style>
-  <w:style w:customStyle="1" w:styleId="TitleChar" w:type="character">
-    <w:name w:val="Title Char"/>
-    <w:basedOn w:val="DefaultParagraphFont"/>
-    <w:link w:val="Title"/>
-    <w:uiPriority w:val="10"/>
-    <w:rsid w:val="00A10FD9"/>
-    <w:rPr>
-      <w:rFonts w:asciiTheme="majorHAnsi" w:cstheme="majorBidi" w:eastAsiaTheme="majorEastAsia" w:hAnsiTheme="majorHAnsi"/>
-      <w:sz w:val="56"/>
-      <w:szCs w:val="56"/>
+      <w:b/>
+      <w:bCs/>
+      <w:color w:themeColor="accent1" w:themeShade="B5" w:val="345A8A"/>
+      <w:sz w:val="36"/>
+      <w:szCs w:val="36"/>
     </w:rPr>
   </w:style>
   <w:style w:styleId="Subtitle" w:type="paragraph">
     <w:name w:val="Subtitle"/>
-    <w:basedOn w:val="Title"/>
-    <w:next w:val="BodyText"/>
-    <w:link w:val="SubtitleChar"/>
-    <w:uiPriority w:val="11"/>
-    <w:qFormat/>
-    <w:rsid w:val="00A10FD9"/>
-    <w:pPr>
-      <w:numPr>
-        <w:ilvl w:val="1"/>
-      </w:numPr>
-    </w:pPr>
-    <w:rPr>
-      <w:rFonts w:cstheme="majorBidi" w:eastAsiaTheme="majorEastAsia"/>
-      <w:spacing w:val="15"/>
-      <w:sz w:val="28"/>
-      <w:szCs w:val="28"/>
-    </w:rPr>
-  </w:style>
-  <w:style w:customStyle="1" w:styleId="SubtitleChar" w:type="character">
-    <w:name w:val="Subtitle Char"/>
-    <w:basedOn w:val="DefaultParagraphFont"/>
-    <w:link w:val="Subtitle"/>
-    <w:uiPriority w:val="11"/>
-    <w:rsid w:val="00A10FD9"/>
-    <w:rPr>
-      <w:rFonts w:cstheme="majorBidi" w:eastAsiaTheme="majorEastAsia"/>
-      <w:color w:themeColor="text1" w:themeTint="A6" w:val="595959"/>
-      <w:spacing w:val="15"/>
-      <w:sz w:val="28"/>
-      <w:szCs w:val="28"/>
-    </w:rPr>
-  </w:style>
-  <w:style w:customStyle="1" w:styleId="Author" w:type="paragraph">
-    <w:name w:val="Author"/>
     <w:basedOn w:val="Title"/>
     <w:next w:val="BodyText"/>
     <w:qFormat/>
     <w:pPr>
       <w:keepNext/>
       <w:keepLines/>
+      <w:spacing w:after="240" w:before="240"/>
+      <w:jc w:val="center"/>
     </w:pPr>
     <w:rPr>
-      <w:sz w:val="24"/>
-      <w:szCs w:val="24"/>
-    </w:rPr>
-  </w:style>
-  <w:style w:styleId="Date" w:type="paragraph">
-    <w:name w:val="Date"/>
-    <w:basedOn w:val="Title"/>
+      <w:sz w:val="30"/>
+      <w:szCs w:val="30"/>
+    </w:rPr>
+  </w:style>
+  <w:style w:customStyle="1" w:styleId="Author" w:type="paragraph">
+    <w:name w:val="Author"/>
     <w:next w:val="BodyText"/>
     <w:qFormat/>
     <w:pPr>
       <w:keepNext/>
       <w:keepLines/>
+      <w:jc w:val="center"/>
     </w:pPr>
-    <w:rPr>
-      <w:sz w:val="24"/>
-      <w:szCs w:val="24"/>
-    </w:rPr>
+  </w:style>
+  <w:style w:styleId="Date" w:type="paragraph">
+    <w:name w:val="Date"/>
+    <w:next w:val="BodyText"/>
+    <w:qFormat/>
+    <w:pPr>
+      <w:keepNext/>
+      <w:keepLines/>
+      <w:jc w:val="center"/>
+    </w:pPr>
   </w:style>
   <w:style w:customStyle="1" w:styleId="AbstractTitle" w:type="paragraph">
     <w:name w:val="Abstract Title"/>
@@ -2050,13 +2243,15 @@
     <w:pPr>
       <w:keepNext/>
       <w:keepLines/>
+      <w:jc w:val="center"/>
       <w:spacing w:after="0" w:before="300"/>
-      <w:jc w:val="center"/>
     </w:pPr>
     <w:rPr>
-      <w:b/>
       <w:sz w:val="20"/>
       <w:szCs w:val="20"/>
+      <w:b/>
+      <w:color w:val="345A8A"/>
+      &gt;
     </w:rPr>
   </w:style>
   <w:style w:customStyle="1" w:styleId="Abstract" w:type="paragraph">
@@ -2083,321 +2278,191 @@
     <w:rPr/>
   </w:style>
   <w:style w:styleId="Heading1" w:type="paragraph">
-    <w:name w:val="heading 1"/>
+    <w:name w:val="Heading 1"/>
     <w:basedOn w:val="Normal"/>
     <w:next w:val="BodyText"/>
-    <w:link w:val="Heading1Char"/>
     <w:uiPriority w:val="9"/>
     <w:qFormat/>
-    <w:rsid w:val="00A10FD9"/>
     <w:pPr>
       <w:keepNext/>
       <w:keepLines/>
-      <w:spacing w:after="80" w:before="360"/>
+      <w:spacing w:after="0" w:before="480"/>
       <w:outlineLvl w:val="0"/>
     </w:pPr>
     <w:rPr>
       <w:rFonts w:asciiTheme="majorHAnsi" w:cstheme="majorBidi" w:eastAsiaTheme="majorEastAsia" w:hAnsiTheme="majorHAnsi"/>
-      <w:color w:themeColor="accent1" w:themeShade="BF" w:val="0F4761"/>
-      <w:sz w:val="40"/>
-      <w:szCs w:val="40"/>
+      <w:b/>
+      <w:bCs/>
+      <w:color w:themeColor="accent1" w:val="4F81BD"/>
+      <w:sz w:val="32"/>
+      <w:szCs w:val="32"/>
     </w:rPr>
   </w:style>
   <w:style w:styleId="Heading2" w:type="paragraph">
-    <w:name w:val="heading 2"/>
+    <w:name w:val="Heading 2"/>
     <w:basedOn w:val="Normal"/>
     <w:next w:val="BodyText"/>
-    <w:link w:val="Heading2Char"/>
     <w:uiPriority w:val="9"/>
-    <w:semiHidden/>
     <w:unhideWhenUsed/>
     <w:qFormat/>
-    <w:rsid w:val="00A10FD9"/>
     <w:pPr>
       <w:keepNext/>
       <w:keepLines/>
-      <w:spacing w:after="80" w:before="160"/>
+      <w:spacing w:after="0" w:before="200"/>
       <w:outlineLvl w:val="1"/>
     </w:pPr>
     <w:rPr>
       <w:rFonts w:asciiTheme="majorHAnsi" w:cstheme="majorBidi" w:eastAsiaTheme="majorEastAsia" w:hAnsiTheme="majorHAnsi"/>
-      <w:color w:themeColor="accent1" w:themeShade="BF" w:val="0F4761"/>
-      <w:sz w:val="32"/>
-      <w:szCs w:val="32"/>
+      <w:b/>
+      <w:bCs/>
+      <w:color w:themeColor="accent1" w:val="4F81BD"/>
+      <w:sz w:val="28"/>
+      <w:szCs w:val="28"/>
     </w:rPr>
   </w:style>
   <w:style w:styleId="Heading3" w:type="paragraph">
-    <w:name w:val="heading 3"/>
+    <w:name w:val="Heading 3"/>
     <w:basedOn w:val="Normal"/>
     <w:next w:val="BodyText"/>
-    <w:link w:val="Heading3Char"/>
     <w:uiPriority w:val="9"/>
-    <w:semiHidden/>
     <w:unhideWhenUsed/>
     <w:qFormat/>
-    <w:rsid w:val="00A10FD9"/>
     <w:pPr>
       <w:keepNext/>
       <w:keepLines/>
-      <w:spacing w:after="80" w:before="160"/>
+      <w:spacing w:after="0" w:before="200"/>
       <w:outlineLvl w:val="2"/>
     </w:pPr>
     <w:rPr>
-      <w:rFonts w:cstheme="majorBidi" w:eastAsiaTheme="majorEastAsia"/>
-      <w:color w:themeColor="accent1" w:themeShade="BF" w:val="0F4761"/>
-      <w:sz w:val="28"/>
-      <w:szCs w:val="28"/>
+      <w:rFonts w:asciiTheme="majorHAnsi" w:cstheme="majorBidi" w:eastAsiaTheme="majorEastAsia" w:hAnsiTheme="majorHAnsi"/>
+      <w:b/>
+      <w:bCs/>
+      <w:color w:themeColor="accent1" w:val="4F81BD"/>
+      <w:sz w:val="24"/>
+      <w:szCs w:val="24"/>
     </w:rPr>
   </w:style>
   <w:style w:styleId="Heading4" w:type="paragraph">
-    <w:name w:val="heading 4"/>
+    <w:name w:val="Heading 4"/>
     <w:basedOn w:val="Normal"/>
     <w:next w:val="BodyText"/>
-    <w:link w:val="Heading4Char"/>
     <w:uiPriority w:val="9"/>
-    <w:semiHidden/>
     <w:unhideWhenUsed/>
     <w:qFormat/>
-    <w:rsid w:val="00A10FD9"/>
     <w:pPr>
       <w:keepNext/>
       <w:keepLines/>
-      <w:spacing w:after="40" w:before="80"/>
+      <w:spacing w:after="0" w:before="200"/>
       <w:outlineLvl w:val="3"/>
     </w:pPr>
     <w:rPr>
-      <w:rFonts w:cstheme="majorBidi" w:eastAsiaTheme="majorEastAsia"/>
+      <w:rFonts w:asciiTheme="majorHAnsi" w:cstheme="majorBidi" w:eastAsiaTheme="majorEastAsia" w:hAnsiTheme="majorHAnsi"/>
       <w:i/>
-      <w:iCs/>
-      <w:color w:themeColor="accent1" w:themeShade="BF" w:val="0F4761"/>
+      <w:bCs/>
+      <w:color w:themeColor="accent1" w:val="4F81BD"/>
+      <w:sz w:val="24"/>
+      <w:szCs w:val="24"/>
     </w:rPr>
   </w:style>
   <w:style w:styleId="Heading5" w:type="paragraph">
-    <w:name w:val="heading 5"/>
+    <w:name w:val="Heading 5"/>
     <w:basedOn w:val="Normal"/>
     <w:next w:val="BodyText"/>
-    <w:link w:val="Heading5Char"/>
     <w:uiPriority w:val="9"/>
-    <w:semiHidden/>
     <w:unhideWhenUsed/>
     <w:qFormat/>
-    <w:rsid w:val="00A10FD9"/>
     <w:pPr>
       <w:keepNext/>
       <w:keepLines/>
-      <w:spacing w:after="40" w:before="80"/>
+      <w:spacing w:after="0" w:before="200"/>
       <w:outlineLvl w:val="4"/>
     </w:pPr>
     <w:rPr>
-      <w:rFonts w:cstheme="majorBidi" w:eastAsiaTheme="majorEastAsia"/>
-      <w:color w:themeColor="accent1" w:themeShade="BF" w:val="0F4761"/>
+      <w:rFonts w:asciiTheme="majorHAnsi" w:cstheme="majorBidi" w:eastAsiaTheme="majorEastAsia" w:hAnsiTheme="majorHAnsi"/>
+      <w:iCs/>
+      <w:color w:themeColor="accent1" w:val="4F81BD"/>
+      <w:sz w:val="24"/>
+      <w:szCs w:val="24"/>
     </w:rPr>
   </w:style>
   <w:style w:styleId="Heading6" w:type="paragraph">
-    <w:name w:val="heading 6"/>
+    <w:name w:val="Heading 6"/>
     <w:basedOn w:val="Normal"/>
     <w:next w:val="BodyText"/>
-    <w:link w:val="Heading6Char"/>
     <w:uiPriority w:val="9"/>
-    <w:semiHidden/>
     <w:unhideWhenUsed/>
     <w:qFormat/>
-    <w:rsid w:val="00A10FD9"/>
     <w:pPr>
       <w:keepNext/>
       <w:keepLines/>
-      <w:spacing w:after="0" w:before="40"/>
+      <w:spacing w:after="0" w:before="200"/>
       <w:outlineLvl w:val="5"/>
     </w:pPr>
     <w:rPr>
-      <w:rFonts w:cstheme="majorBidi" w:eastAsiaTheme="majorEastAsia"/>
-      <w:i/>
-      <w:iCs/>
-      <w:color w:themeColor="text1" w:themeTint="A6" w:val="595959"/>
+      <w:rFonts w:asciiTheme="majorHAnsi" w:cstheme="majorBidi" w:eastAsiaTheme="majorEastAsia" w:hAnsiTheme="majorHAnsi"/>
+      <w:color w:themeColor="accent1" w:val="4F81BD"/>
+      <w:sz w:val="24"/>
+      <w:szCs w:val="24"/>
     </w:rPr>
   </w:style>
   <w:style w:styleId="Heading7" w:type="paragraph">
-    <w:name w:val="heading 7"/>
+    <w:name w:val="Heading 7"/>
     <w:basedOn w:val="Normal"/>
     <w:next w:val="BodyText"/>
-    <w:link w:val="Heading7Char"/>
     <w:uiPriority w:val="9"/>
-    <w:semiHidden/>
     <w:unhideWhenUsed/>
     <w:qFormat/>
-    <w:rsid w:val="00A10FD9"/>
     <w:pPr>
       <w:keepNext/>
       <w:keepLines/>
-      <w:spacing w:after="0" w:before="40"/>
+      <w:spacing w:after="0" w:before="200"/>
       <w:outlineLvl w:val="6"/>
     </w:pPr>
     <w:rPr>
-      <w:rFonts w:cstheme="majorBidi" w:eastAsiaTheme="majorEastAsia"/>
-      <w:color w:themeColor="text1" w:themeTint="A6" w:val="595959"/>
+      <w:rFonts w:asciiTheme="majorHAnsi" w:cstheme="majorBidi" w:eastAsiaTheme="majorEastAsia" w:hAnsiTheme="majorHAnsi"/>
+      <w:color w:themeColor="accent1" w:val="4F81BD"/>
+      <w:sz w:val="24"/>
+      <w:szCs w:val="24"/>
     </w:rPr>
   </w:style>
   <w:style w:styleId="Heading8" w:type="paragraph">
-    <w:name w:val="heading 8"/>
+    <w:name w:val="Heading 8"/>
     <w:basedOn w:val="Normal"/>
     <w:next w:val="BodyText"/>
-    <w:link w:val="Heading8Char"/>
     <w:uiPriority w:val="9"/>
-    <w:semiHidden/>
     <w:unhideWhenUsed/>
     <w:qFormat/>
-    <w:rsid w:val="00A10FD9"/>
     <w:pPr>
       <w:keepNext/>
       <w:keepLines/>
-      <w:spacing w:after="0"/>
+      <w:spacing w:after="0" w:before="200"/>
       <w:outlineLvl w:val="7"/>
     </w:pPr>
     <w:rPr>
-      <w:rFonts w:cstheme="majorBidi" w:eastAsiaTheme="majorEastAsia"/>
-      <w:i/>
-      <w:iCs/>
-      <w:color w:themeColor="text1" w:themeTint="D8" w:val="272727"/>
+      <w:rFonts w:asciiTheme="majorHAnsi" w:cstheme="majorBidi" w:eastAsiaTheme="majorEastAsia" w:hAnsiTheme="majorHAnsi"/>
+      <w:color w:themeColor="accent1" w:val="4F81BD"/>
+      <w:sz w:val="24"/>
+      <w:szCs w:val="24"/>
     </w:rPr>
   </w:style>
   <w:style w:styleId="Heading9" w:type="paragraph">
-    <w:name w:val="heading 9"/>
+    <w:name w:val="Heading 9"/>
     <w:basedOn w:val="Normal"/>
     <w:next w:val="BodyText"/>
-    <w:link w:val="Heading9Char"/>
     <w:uiPriority w:val="9"/>
-    <w:semiHidden/>
     <w:unhideWhenUsed/>
     <w:qFormat/>
-    <w:rsid w:val="00A10FD9"/>
     <w:pPr>
       <w:keepNext/>
       <w:keepLines/>
-      <w:spacing w:after="0"/>
+      <w:spacing w:after="0" w:before="200"/>
       <w:outlineLvl w:val="8"/>
     </w:pPr>
     <w:rPr>
-      <w:rFonts w:cstheme="majorBidi" w:eastAsiaTheme="majorEastAsia"/>
-      <w:color w:themeColor="text1" w:themeTint="D8" w:val="272727"/>
-    </w:rPr>
-  </w:style>
-  <w:style w:customStyle="1" w:styleId="Heading1Char" w:type="character">
-    <w:name w:val="Heading 1 Char"/>
-    <w:basedOn w:val="DefaultParagraphFont"/>
-    <w:link w:val="Heading1"/>
-    <w:uiPriority w:val="9"/>
-    <w:rsid w:val="00A10FD9"/>
-    <w:rPr>
       <w:rFonts w:asciiTheme="majorHAnsi" w:cstheme="majorBidi" w:eastAsiaTheme="majorEastAsia" w:hAnsiTheme="majorHAnsi"/>
-      <w:color w:themeColor="accent1" w:themeShade="BF" w:val="0F4761"/>
-      <w:sz w:val="40"/>
-      <w:szCs w:val="40"/>
-    </w:rPr>
-  </w:style>
-  <w:style w:customStyle="1" w:styleId="Heading2Char" w:type="character">
-    <w:name w:val="Heading 2 Char"/>
-    <w:basedOn w:val="DefaultParagraphFont"/>
-    <w:link w:val="Heading2"/>
-    <w:uiPriority w:val="9"/>
-    <w:semiHidden/>
-    <w:rsid w:val="00A10FD9"/>
-    <w:rPr>
-      <w:rFonts w:asciiTheme="majorHAnsi" w:cstheme="majorBidi" w:eastAsiaTheme="majorEastAsia" w:hAnsiTheme="majorHAnsi"/>
-      <w:color w:themeColor="accent1" w:themeShade="BF" w:val="0F4761"/>
-      <w:sz w:val="32"/>
-      <w:szCs w:val="32"/>
-    </w:rPr>
-  </w:style>
-  <w:style w:customStyle="1" w:styleId="Heading3Char" w:type="character">
-    <w:name w:val="Heading 3 Char"/>
-    <w:basedOn w:val="DefaultParagraphFont"/>
-    <w:link w:val="Heading3"/>
-    <w:uiPriority w:val="9"/>
-    <w:semiHidden/>
-    <w:rsid w:val="00A10FD9"/>
-    <w:rPr>
-      <w:rFonts w:cstheme="majorBidi" w:eastAsiaTheme="majorEastAsia"/>
-      <w:color w:themeColor="accent1" w:themeShade="BF" w:val="0F4761"/>
-      <w:sz w:val="28"/>
-      <w:szCs w:val="28"/>
-    </w:rPr>
-  </w:style>
-  <w:style w:customStyle="1" w:styleId="Heading4Char" w:type="character">
-    <w:name w:val="Heading 4 Char"/>
-    <w:basedOn w:val="DefaultParagraphFont"/>
-    <w:link w:val="Heading4"/>
-    <w:uiPriority w:val="9"/>
-    <w:semiHidden/>
-    <w:rsid w:val="00A10FD9"/>
-    <w:rPr>
-      <w:rFonts w:cstheme="majorBidi" w:eastAsiaTheme="majorEastAsia"/>
-      <w:i/>
-      <w:iCs/>
-      <w:color w:themeColor="accent1" w:themeShade="BF" w:val="0F4761"/>
-    </w:rPr>
-  </w:style>
-  <w:style w:customStyle="1" w:styleId="Heading5Char" w:type="character">
-    <w:name w:val="Heading 5 Char"/>
-    <w:basedOn w:val="DefaultParagraphFont"/>
-    <w:link w:val="Heading5"/>
-    <w:uiPriority w:val="9"/>
-    <w:semiHidden/>
-    <w:rsid w:val="00A10FD9"/>
-    <w:rPr>
-      <w:rFonts w:cstheme="majorBidi" w:eastAsiaTheme="majorEastAsia"/>
-      <w:color w:themeColor="accent1" w:themeShade="BF" w:val="0F4761"/>
-    </w:rPr>
-  </w:style>
-  <w:style w:customStyle="1" w:styleId="Heading6Char" w:type="character">
-    <w:name w:val="Heading 6 Char"/>
-    <w:basedOn w:val="DefaultParagraphFont"/>
-    <w:link w:val="Heading6"/>
-    <w:uiPriority w:val="9"/>
-    <w:semiHidden/>
-    <w:rsid w:val="00A10FD9"/>
-    <w:rPr>
-      <w:rFonts w:cstheme="majorBidi" w:eastAsiaTheme="majorEastAsia"/>
-      <w:i/>
-      <w:iCs/>
-      <w:color w:themeColor="text1" w:themeTint="A6" w:val="595959"/>
-    </w:rPr>
-  </w:style>
-  <w:style w:customStyle="1" w:styleId="Heading7Char" w:type="character">
-    <w:name w:val="Heading 7 Char"/>
-    <w:basedOn w:val="DefaultParagraphFont"/>
-    <w:link w:val="Heading7"/>
-    <w:uiPriority w:val="9"/>
-    <w:semiHidden/>
-    <w:rsid w:val="00A10FD9"/>
-    <w:rPr>
-      <w:rFonts w:cstheme="majorBidi" w:eastAsiaTheme="majorEastAsia"/>
-      <w:color w:themeColor="text1" w:themeTint="A6" w:val="595959"/>
-    </w:rPr>
-  </w:style>
-  <w:style w:customStyle="1" w:styleId="Heading8Char" w:type="character">
-    <w:name w:val="Heading 8 Char"/>
-    <w:basedOn w:val="DefaultParagraphFont"/>
-    <w:link w:val="Heading8"/>
-    <w:uiPriority w:val="9"/>
-    <w:semiHidden/>
-    <w:rsid w:val="00A10FD9"/>
-    <w:rPr>
-      <w:rFonts w:cstheme="majorBidi" w:eastAsiaTheme="majorEastAsia"/>
-      <w:i/>
-      <w:iCs/>
-      <w:color w:themeColor="text1" w:themeTint="D8" w:val="272727"/>
-    </w:rPr>
-  </w:style>
-  <w:style w:customStyle="1" w:styleId="Heading9Char" w:type="character">
-    <w:name w:val="Heading 9 Char"/>
-    <w:basedOn w:val="DefaultParagraphFont"/>
-    <w:link w:val="Heading9"/>
-    <w:uiPriority w:val="9"/>
-    <w:semiHidden/>
-    <w:rsid w:val="00A10FD9"/>
-    <w:rPr>
-      <w:rFonts w:cstheme="majorBidi" w:eastAsiaTheme="majorEastAsia"/>
-      <w:color w:themeColor="text1" w:themeTint="D8" w:val="272727"/>
+      <w:color w:themeColor="accent1" w:val="4F81BD"/>
+      <w:sz w:val="24"/>
+      <w:szCs w:val="24"/>
     </w:rPr>
   </w:style>
   <w:style w:styleId="BlockText" w:type="paragraph">
@@ -2419,18 +2484,6 @@
     <w:uiPriority w:val="9"/>
     <w:unhideWhenUsed/>
     <w:qFormat/>
-  </w:style>
-  <w:style w:styleId="FootnoteBlockText" w:type="paragraph">
-    <w:name w:val="Footnote Block Text"/>
-    <w:basedOn w:val="FootnoteText"/>
-    <w:next w:val="FootnoteText"/>
-    <w:uiPriority w:val="9"/>
-    <w:unhideWhenUsed/>
-    <w:qFormat/>
-    <w:pPr>
-      <w:spacing w:after="100" w:before="100"/>
-      <w:ind w:firstLine="0" w:left="480" w:right="480"/>
-    </w:pPr>
   </w:style>
   <w:style w:default="1" w:styleId="DefaultParagraphFont" w:type="character">
     <w:name w:val="Default Paragraph Font"/>
@@ -2453,11 +2506,18 @@
       </w:tblCellMar>
     </w:tblPr>
     <w:tblStylePr w:type="firstRow">
+      <w:tblPr>
+        <w:jc w:val="left"/>
+        <w:tblInd w:type="dxa" w:w="0"/>
+      </w:tblPr>
+      <w:trPr>
+        <w:jc w:val="left"/>
+      </w:trPr>
       <w:tcPr>
+        <w:vAlign w:val="bottom"/>
         <w:tcBorders>
           <w:bottom w:val="single"/>
         </w:tcBorders>
-        <w:vAlign w:val="bottom"/>
       </w:tcPr>
     </w:tblStylePr>
   </w:style>
@@ -2572,8 +2632,8 @@
     <w:name w:val="KeywordTok"/>
     <w:basedOn w:val="VerbatimChar"/>
     <w:rPr>
+      <w:color w:val="007020"/>
       <w:b/>
-      <w:color w:val="007020"/>
     </w:rPr>
   </w:style>
   <w:style w:type="character" w:customStyle="1" w:styleId="DataTypeTok">
@@ -2650,42 +2710,42 @@
     <w:name w:val="ImportTok"/>
     <w:basedOn w:val="VerbatimChar"/>
     <w:rPr>
+      <w:color w:val="008000"/>
       <w:b/>
-      <w:color w:val="008000"/>
     </w:rPr>
   </w:style>
   <w:style w:type="character" w:customStyle="1" w:styleId="CommentTok">
     <w:name w:val="CommentTok"/>
     <w:basedOn w:val="VerbatimChar"/>
     <w:rPr>
+      <w:color w:val="60a0b0"/>
       <w:i/>
-      <w:color w:val="60a0b0"/>
     </w:rPr>
   </w:style>
   <w:style w:type="character" w:customStyle="1" w:styleId="DocumentationTok">
     <w:name w:val="DocumentationTok"/>
     <w:basedOn w:val="VerbatimChar"/>
     <w:rPr>
+      <w:color w:val="ba2121"/>
       <w:i/>
-      <w:color w:val="ba2121"/>
     </w:rPr>
   </w:style>
   <w:style w:type="character" w:customStyle="1" w:styleId="AnnotationTok">
     <w:name w:val="AnnotationTok"/>
     <w:basedOn w:val="VerbatimChar"/>
     <w:rPr>
+      <w:color w:val="60a0b0"/>
       <w:b/>
       <w:i/>
-      <w:color w:val="60a0b0"/>
     </w:rPr>
   </w:style>
   <w:style w:type="character" w:customStyle="1" w:styleId="CommentVarTok">
     <w:name w:val="CommentVarTok"/>
     <w:basedOn w:val="VerbatimChar"/>
     <w:rPr>
+      <w:color w:val="60a0b0"/>
       <w:b/>
       <w:i/>
-      <w:color w:val="60a0b0"/>
     </w:rPr>
   </w:style>
   <w:style w:type="character" w:customStyle="1" w:styleId="OtherTok">
@@ -2713,8 +2773,8 @@
     <w:name w:val="ControlFlowTok"/>
     <w:basedOn w:val="VerbatimChar"/>
     <w:rPr>
+      <w:color w:val="007020"/>
       <w:b/>
-      <w:color w:val="007020"/>
     </w:rPr>
   </w:style>
   <w:style w:type="character" w:customStyle="1" w:styleId="OperatorTok">
@@ -2759,34 +2819,34 @@
     <w:name w:val="InformationTok"/>
     <w:basedOn w:val="VerbatimChar"/>
     <w:rPr>
+      <w:color w:val="60a0b0"/>
       <w:b/>
       <w:i/>
-      <w:color w:val="60a0b0"/>
     </w:rPr>
   </w:style>
   <w:style w:type="character" w:customStyle="1" w:styleId="WarningTok">
     <w:name w:val="WarningTok"/>
     <w:basedOn w:val="VerbatimChar"/>
     <w:rPr>
+      <w:color w:val="60a0b0"/>
       <w:b/>
       <w:i/>
-      <w:color w:val="60a0b0"/>
     </w:rPr>
   </w:style>
   <w:style w:type="character" w:customStyle="1" w:styleId="AlertTok">
     <w:name w:val="AlertTok"/>
     <w:basedOn w:val="VerbatimChar"/>
     <w:rPr>
+      <w:color w:val="ff0000"/>
       <w:b/>
-      <w:color w:val="ff0000"/>
     </w:rPr>
   </w:style>
   <w:style w:type="character" w:customStyle="1" w:styleId="ErrorTok">
     <w:name w:val="ErrorTok"/>
     <w:basedOn w:val="VerbatimChar"/>
     <w:rPr>
+      <w:color w:val="ff0000"/>
       <w:b/>
-      <w:color w:val="ff0000"/>
     </w:rPr>
   </w:style>
   <w:style w:type="character" w:customStyle="1" w:styleId="NormalTok">
@@ -2808,44 +2868,44 @@
         <a:sysClr val="window" lastClr="FFFFFF"/>
       </a:lt1>
       <a:dk2>
-        <a:srgbClr val="0E2841"/>
+        <a:srgbClr val="1F497D"/>
       </a:dk2>
       <a:lt2>
-        <a:srgbClr val="E8E8E8"/>
+        <a:srgbClr val="EEECE1"/>
       </a:lt2>
       <a:accent1>
-        <a:srgbClr val="156082"/>
+        <a:srgbClr val="4F81BD"/>
       </a:accent1>
       <a:accent2>
-        <a:srgbClr val="E97132"/>
+        <a:srgbClr val="C0504D"/>
       </a:accent2>
       <a:accent3>
-        <a:srgbClr val="196B24"/>
+        <a:srgbClr val="9BBB59"/>
       </a:accent3>
       <a:accent4>
-        <a:srgbClr val="0F9ED5"/>
+        <a:srgbClr val="8064A2"/>
       </a:accent4>
       <a:accent5>
-        <a:srgbClr val="A02B93"/>
+        <a:srgbClr val="4BACC6"/>
       </a:accent5>
       <a:accent6>
-        <a:srgbClr val="4EA72E"/>
+        <a:srgbClr val="F79646"/>
       </a:accent6>
       <a:hlink>
-        <a:srgbClr val="467886"/>
+        <a:srgbClr val="0000FF"/>
       </a:hlink>
       <a:folHlink>
-        <a:srgbClr val="96607D"/>
+        <a:srgbClr val="800080"/>
       </a:folHlink>
     </a:clrScheme>
     <a:fontScheme name="Office">
       <a:majorFont>
-        <a:latin typeface="Aptos Display" panose="02110004020202020204"/>
+        <a:latin typeface="Calibri"/>
         <a:ea typeface=""/>
         <a:cs typeface=""/>
-        <a:font script="Jpan" typeface="游ゴシック Light"/>
+        <a:font script="Jpan" typeface="ＭＳ ゴシック"/>
         <a:font script="Hang" typeface="맑은 고딕"/>
-        <a:font script="Hans" typeface="等线 Light"/>
+        <a:font script="Hans" typeface="宋体"/>
         <a:font script="Hant" typeface="新細明體"/>
         <a:font script="Arab" typeface="Times New Roman"/>
         <a:font script="Hebr" typeface="Times New Roman"/>
@@ -2872,32 +2932,14 @@
         <a:font script="Mong" typeface="Mongolian Baiti"/>
         <a:font script="Viet" typeface="Times New Roman"/>
         <a:font script="Uigh" typeface="Microsoft Uighur"/>
-        <a:font script="Geor" typeface="Sylfaen"/>
-        <a:font script="Armn" typeface="Arial"/>
-        <a:font script="Bugi" typeface="Leelawadee UI"/>
-        <a:font script="Bopo" typeface="Microsoft JhengHei"/>
-        <a:font script="Java" typeface="Javanese Text"/>
-        <a:font script="Lisu" typeface="Segoe UI"/>
-        <a:font script="Mymr" typeface="Myanmar Text"/>
-        <a:font script="Nkoo" typeface="Ebrima"/>
-        <a:font script="Olck" typeface="Nirmala UI"/>
-        <a:font script="Osma" typeface="Ebrima"/>
-        <a:font script="Phag" typeface="Phagspa"/>
-        <a:font script="Syrn" typeface="Estrangelo Edessa"/>
-        <a:font script="Syrj" typeface="Estrangelo Edessa"/>
-        <a:font script="Syre" typeface="Estrangelo Edessa"/>
-        <a:font script="Sora" typeface="Nirmala UI"/>
-        <a:font script="Tale" typeface="Microsoft Tai Le"/>
-        <a:font script="Talu" typeface="Microsoft New Tai Lue"/>
-        <a:font script="Tfng" typeface="Ebrima"/>
       </a:majorFont>
       <a:minorFont>
-        <a:latin typeface="Aptos" panose="02110004020202020204"/>
+        <a:latin typeface="Cambria"/>
         <a:ea typeface=""/>
         <a:cs typeface=""/>
-        <a:font script="Jpan" typeface="游明朝"/>
+        <a:font script="Jpan" typeface="ＭＳ 明朝"/>
         <a:font script="Hang" typeface="맑은 고딕"/>
-        <a:font script="Hans" typeface="等线"/>
+        <a:font script="Hans" typeface="宋体"/>
         <a:font script="Hant" typeface="新細明體"/>
         <a:font script="Arab" typeface="Arial"/>
         <a:font script="Hebr" typeface="Arial"/>
@@ -2924,24 +2966,6 @@
         <a:font script="Mong" typeface="Mongolian Baiti"/>
         <a:font script="Viet" typeface="Arial"/>
         <a:font script="Uigh" typeface="Microsoft Uighur"/>
-        <a:font script="Geor" typeface="Sylfaen"/>
-        <a:font script="Armn" typeface="Arial"/>
-        <a:font script="Bugi" typeface="Leelawadee UI"/>
-        <a:font script="Bopo" typeface="Microsoft JhengHei"/>
-        <a:font script="Java" typeface="Javanese Text"/>
-        <a:font script="Lisu" typeface="Segoe UI"/>
-        <a:font script="Mymr" typeface="Myanmar Text"/>
-        <a:font script="Nkoo" typeface="Ebrima"/>
-        <a:font script="Olck" typeface="Nirmala UI"/>
-        <a:font script="Osma" typeface="Ebrima"/>
-        <a:font script="Phag" typeface="Phagspa"/>
-        <a:font script="Syrn" typeface="Estrangelo Edessa"/>
-        <a:font script="Syrj" typeface="Estrangelo Edessa"/>
-        <a:font script="Syre" typeface="Estrangelo Edessa"/>
-        <a:font script="Sora" typeface="Nirmala UI"/>
-        <a:font script="Tale" typeface="Microsoft Tai Le"/>
-        <a:font script="Talu" typeface="Microsoft New Tai Lue"/>
-        <a:font script="Tfng" typeface="Ebrima"/>
       </a:minorFont>
     </a:fontScheme>
     <a:fmtScheme name="Office">
@@ -2953,141 +2977,200 @@
           <a:gsLst>
             <a:gs pos="0">
               <a:schemeClr val="phClr">
-                <a:lumMod val="110000"/>
-                <a:satMod val="105000"/>
-                <a:tint val="67000"/>
+                <a:tint val="50000"/>
+                <a:satMod val="300000"/>
               </a:schemeClr>
             </a:gs>
-            <a:gs pos="50000">
+            <a:gs pos="35000">
               <a:schemeClr val="phClr">
-                <a:lumMod val="105000"/>
-                <a:satMod val="103000"/>
-                <a:tint val="73000"/>
+                <a:tint val="37000"/>
+                <a:satMod val="300000"/>
               </a:schemeClr>
             </a:gs>
             <a:gs pos="100000">
               <a:schemeClr val="phClr">
-                <a:lumMod val="105000"/>
-                <a:satMod val="109000"/>
-                <a:tint val="81000"/>
+                <a:tint val="15000"/>
+                <a:satMod val="350000"/>
               </a:schemeClr>
             </a:gs>
           </a:gsLst>
-          <a:lin ang="5400000" scaled="0"/>
+          <a:lin ang="16200000" scaled="1"/>
         </a:gradFill>
         <a:gradFill rotWithShape="1">
           <a:gsLst>
             <a:gs pos="0">
               <a:schemeClr val="phClr">
-                <a:satMod val="103000"/>
-                <a:lumMod val="102000"/>
-                <a:tint val="94000"/>
-              </a:schemeClr>
-            </a:gs>
-            <a:gs pos="50000">
-              <a:schemeClr val="phClr">
-                <a:satMod val="110000"/>
-                <a:lumMod val="100000"/>
+                <a:tint val="100000"/>
                 <a:shade val="100000"/>
+                <a:satMod val="130000"/>
               </a:schemeClr>
             </a:gs>
             <a:gs pos="100000">
               <a:schemeClr val="phClr">
-                <a:lumMod val="99000"/>
-                <a:satMod val="120000"/>
-                <a:shade val="78000"/>
+                <a:tint val="50000"/>
+                <a:shade val="100000"/>
+                <a:satMod val="350000"/>
               </a:schemeClr>
             </a:gs>
           </a:gsLst>
-          <a:lin ang="5400000" scaled="0"/>
+          <a:lin ang="16200000" scaled="0"/>
         </a:gradFill>
       </a:fillStyleLst>
       <a:lnStyleLst>
-        <a:ln w="6350" cap="flat" cmpd="sng" algn="ctr">
+        <a:ln w="9525" cap="flat" cmpd="sng" algn="ctr">
+          <a:solidFill>
+            <a:schemeClr val="phClr">
+              <a:shade val="95000"/>
+              <a:satMod val="105000"/>
+            </a:schemeClr>
+          </a:solidFill>
+          <a:prstDash val="solid"/>
+        </a:ln>
+        <a:ln w="25400" cap="flat" cmpd="sng" algn="ctr">
           <a:solidFill>
             <a:schemeClr val="phClr"/>
           </a:solidFill>
           <a:prstDash val="solid"/>
-          <a:miter lim="800000"/>
         </a:ln>
-        <a:ln w="12700" cap="flat" cmpd="sng" algn="ctr">
+        <a:ln w="38100" cap="flat" cmpd="sng" algn="ctr">
           <a:solidFill>
             <a:schemeClr val="phClr"/>
           </a:solidFill>
           <a:prstDash val="solid"/>
-          <a:miter lim="800000"/>
-        </a:ln>
-        <a:ln w="19050" cap="flat" cmpd="sng" algn="ctr">
-          <a:solidFill>
-            <a:schemeClr val="phClr"/>
-          </a:solidFill>
-          <a:prstDash val="solid"/>
-          <a:miter lim="800000"/>
         </a:ln>
       </a:lnStyleLst>
       <a:effectStyleLst>
         <a:effectStyle>
-          <a:effectLst/>
-        </a:effectStyle>
-        <a:effectStyle>
-          <a:effectLst/>
+          <a:effectLst>
+            <a:outerShdw blurRad="40000" dist="20000" dir="5400000" rotWithShape="0">
+              <a:srgbClr val="000000">
+                <a:alpha val="38000"/>
+              </a:srgbClr>
+            </a:outerShdw>
+          </a:effectLst>
         </a:effectStyle>
         <a:effectStyle>
           <a:effectLst>
-            <a:outerShdw blurRad="57150" dist="19050" dir="5400000" algn="ctr" rotWithShape="0">
+            <a:outerShdw blurRad="40000" dist="23000" dir="5400000" rotWithShape="0">
               <a:srgbClr val="000000">
-                <a:alpha val="63000"/>
+                <a:alpha val="35000"/>
               </a:srgbClr>
             </a:outerShdw>
           </a:effectLst>
+        </a:effectStyle>
+        <a:effectStyle>
+          <a:effectLst>
+            <a:outerShdw blurRad="40000" dist="23000" dir="5400000" rotWithShape="0">
+              <a:srgbClr val="000000">
+                <a:alpha val="35000"/>
+              </a:srgbClr>
+            </a:outerShdw>
+          </a:effectLst>
+          <a:scene3d>
+            <a:camera prst="orthographicFront">
+              <a:rot lat="0" lon="0" rev="0"/>
+            </a:camera>
+            <a:lightRig rig="threePt" dir="t">
+              <a:rot lat="0" lon="0" rev="1200000"/>
+            </a:lightRig>
+          </a:scene3d>
+          <a:sp3d>
+            <a:bevelT w="63500" h="25400"/>
+          </a:sp3d>
         </a:effectStyle>
       </a:effectStyleLst>
       <a:bgFillStyleLst>
         <a:solidFill>
           <a:schemeClr val="phClr"/>
         </a:solidFill>
-        <a:solidFill>
-          <a:schemeClr val="phClr">
-            <a:tint val="95000"/>
-            <a:satMod val="170000"/>
-          </a:schemeClr>
-        </a:solidFill>
         <a:gradFill rotWithShape="1">
           <a:gsLst>
             <a:gs pos="0">
               <a:schemeClr val="phClr">
-                <a:tint val="93000"/>
-                <a:satMod val="150000"/>
-                <a:shade val="98000"/>
-                <a:lumMod val="102000"/>
+                <a:tint val="40000"/>
+                <a:satMod val="350000"/>
               </a:schemeClr>
             </a:gs>
-            <a:gs pos="50000">
+            <a:gs pos="40000">
               <a:schemeClr val="phClr">
-                <a:tint val="98000"/>
-                <a:satMod val="130000"/>
-                <a:shade val="90000"/>
-                <a:lumMod val="103000"/>
+                <a:tint val="45000"/>
+                <a:shade val="99000"/>
+                <a:satMod val="350000"/>
               </a:schemeClr>
             </a:gs>
             <a:gs pos="100000">
               <a:schemeClr val="phClr">
-                <a:shade val="63000"/>
-                <a:satMod val="120000"/>
+                <a:shade val="20000"/>
+                <a:satMod val="255000"/>
               </a:schemeClr>
             </a:gs>
           </a:gsLst>
-          <a:lin ang="5400000" scaled="0"/>
+          <a:path path="circle">
+            <a:fillToRect l="50000" t="-80000" r="50000" b="180000"/>
+          </a:path>
+        </a:gradFill>
+        <a:gradFill rotWithShape="1">
+          <a:gsLst>
+            <a:gs pos="0">
+              <a:schemeClr val="phClr">
+                <a:tint val="80000"/>
+                <a:satMod val="300000"/>
+              </a:schemeClr>
+            </a:gs>
+            <a:gs pos="100000">
+              <a:schemeClr val="phClr">
+                <a:shade val="30000"/>
+                <a:satMod val="200000"/>
+              </a:schemeClr>
+            </a:gs>
+          </a:gsLst>
+          <a:path path="circle">
+            <a:fillToRect l="50000" t="50000" r="50000" b="50000"/>
+          </a:path>
         </a:gradFill>
       </a:bgFillStyleLst>
     </a:fmtScheme>
   </a:themeElements>
-  <a:objectDefaults/>
+  <a:objectDefaults>
+    <a:spDef>
+      <a:spPr/>
+      <a:bodyPr/>
+      <a:lstStyle/>
+      <a:style>
+        <a:lnRef idx="1">
+          <a:schemeClr val="accent1"/>
+        </a:lnRef>
+        <a:fillRef idx="3">
+          <a:schemeClr val="accent1"/>
+        </a:fillRef>
+        <a:effectRef idx="2">
+          <a:schemeClr val="accent1"/>
+        </a:effectRef>
+        <a:fontRef idx="minor">
+          <a:schemeClr val="lt1"/>
+        </a:fontRef>
+      </a:style>
+    </a:spDef>
+    <a:lnDef>
+      <a:spPr/>
+      <a:bodyPr/>
+      <a:lstStyle/>
+      <a:style>
+        <a:lnRef idx="2">
+          <a:schemeClr val="accent1"/>
+        </a:lnRef>
+        <a:fillRef idx="0">
+          <a:schemeClr val="accent1"/>
+        </a:fillRef>
+        <a:effectRef idx="1">
+          <a:schemeClr val="accent1"/>
+        </a:effectRef>
+        <a:fontRef idx="minor">
+          <a:schemeClr val="tx1"/>
+        </a:fontRef>
+      </a:style>
+    </a:lnDef>
+  </a:objectDefaults>
   <a:extraClrSchemeLst/>
-  <a:extLst>
-    <a:ext uri="{05A4C25C-085E-4340-85A3-A5531E510DB2}">
-      <thm15:themeFamily xmlns:thm15="http://schemas.microsoft.com/office/thememl/2012/main" name="Office Theme" id="{2E142A2C-CD16-42D6-873A-C26D2A0506FA}" vid="{1BDDFF52-6CD6-40A5-AB3C-68EB2F1E4D0A}"/>
-    </a:ext>
-  </a:extLst>
 </a:theme>
 </file>